--- a/data/outputs/v2/Essential_Mathematics/SS2.5_Area_of_Part_of_a_Circle/Essential_Mathematics_Area_of_Part_of_a_Circle_FinalExplanation.docx
+++ b/data/outputs/v2/Essential_Mathematics/SS2.5_Area_of_Part_of_a_Circle/Essential_Mathematics_Area_of_Part_of_a_Circle_FinalExplanation.docx
@@ -38,6 +38,177 @@
           <w:szCs w:val="22"/>
         </w:rPr>
         <w:t xml:space="preserve">Student Assessment Document</w:t>
+      </w:r>
+    </w:p>
+    <w:p>
+      <w:pPr>
+        <w:spacing w:after="80" w:before="120"/>
+      </w:pPr>
+      <w:r>
+        <w:rPr>
+          <w:rFonts w:ascii="Arial" w:cs="Arial" w:eastAsia="Arial" w:hAnsi="Arial"/>
+          <w:b/>
+          <w:bCs/>
+          <w:color w:val="1F3864"/>
+          <w:sz w:val="20"/>
+          <w:szCs w:val="20"/>
+        </w:rPr>
+        <w:t xml:space="preserve">ATTRIBUTION AND LICENSING</w:t>
+      </w:r>
+    </w:p>
+    <w:p>
+      <w:pPr>
+        <w:spacing w:after="60" w:before="0"/>
+      </w:pPr>
+      <w:r>
+        <w:rPr>
+          <w:rFonts w:ascii="Arial" w:cs="Arial" w:eastAsia="Arial" w:hAnsi="Arial"/>
+          <w:b/>
+          <w:bCs/>
+          <w:sz w:val="17"/>
+          <w:szCs w:val="17"/>
+        </w:rPr>
+        <w:t xml:space="preserve">Curriculum Alignment: </w:t>
+      </w:r>
+      <w:r>
+        <w:rPr>
+          <w:rFonts w:ascii="Arial" w:cs="Arial" w:eastAsia="Arial" w:hAnsi="Arial"/>
+          <w:sz w:val="17"/>
+          <w:szCs w:val="17"/>
+        </w:rPr>
+        <w:t xml:space="preserve">Structured in pedagogical alignment with the competence-based curriculum format and learning outcomes established by the Kenya Institute of Curriculum Development (KICD). This material is independently developed and is not officially endorsed or published by KICD.</w:t>
+      </w:r>
+    </w:p>
+    <w:p>
+      <w:pPr>
+        <w:spacing w:after="60" w:before="0"/>
+      </w:pPr>
+      <w:r>
+        <w:rPr>
+          <w:rFonts w:ascii="Arial" w:cs="Arial" w:eastAsia="Arial" w:hAnsi="Arial"/>
+          <w:b/>
+          <w:bCs/>
+          <w:sz w:val="17"/>
+          <w:szCs w:val="17"/>
+        </w:rPr>
+        <w:t xml:space="preserve">Content &amp; Pedagogy: </w:t>
+      </w:r>
+      <w:r>
+        <w:rPr>
+          <w:rFonts w:ascii="Arial" w:cs="Arial" w:eastAsia="Arial" w:hAnsi="Arial"/>
+          <w:sz w:val="17"/>
+          <w:szCs w:val="17"/>
+        </w:rPr>
+        <w:t xml:space="preserve">Developed and adapted by the educator team at SeaVuria (registered 501(c)(3) in the United States and registered NGO in Kenya, No. 872-850A-BF11), who designed the pedagogical framework, lesson templates and exemplar lessons on which this material is based.</w:t>
+      </w:r>
+    </w:p>
+    <w:p>
+      <w:pPr>
+        <w:spacing w:after="60" w:before="0"/>
+      </w:pPr>
+      <w:r>
+        <w:rPr>
+          <w:rFonts w:ascii="Arial" w:cs="Arial" w:eastAsia="Arial" w:hAnsi="Arial"/>
+          <w:b/>
+          <w:bCs/>
+          <w:sz w:val="17"/>
+          <w:szCs w:val="17"/>
+        </w:rPr>
+        <w:t xml:space="preserve">Production &amp; Layout: </w:t>
+      </w:r>
+      <w:r>
+        <w:rPr>
+          <w:rFonts w:ascii="Arial" w:cs="Arial" w:eastAsia="Arial" w:hAnsi="Arial"/>
+          <w:sz w:val="17"/>
+          <w:szCs w:val="17"/>
+        </w:rPr>
+        <w:t xml:space="preserve">Educational design and curriculum sequencing by SeaVuria. Technical layout, structural formatting, and digital optimization/implementation executed in partnership with ARES Education (registered 501(c)(3) in the United States and Canada (as Afretech Aid) and registered NGO in Kenya), with lesson drafting and compilation assisted by AI (Claude, Anthropic).</w:t>
+      </w:r>
+    </w:p>
+    <w:p>
+      <w:pPr>
+        <w:pBdr>
+          <w:bottom w:val="single" w:color="1F3864" w:sz="6" w:space="6"/>
+        </w:pBdr>
+        <w:spacing w:after="60" w:before="0"/>
+      </w:pPr>
+      <w:r>
+        <w:rPr>
+          <w:rFonts w:ascii="Arial" w:cs="Arial" w:eastAsia="Arial" w:hAnsi="Arial"/>
+          <w:b/>
+          <w:bCs/>
+          <w:sz w:val="17"/>
+          <w:szCs w:val="17"/>
+        </w:rPr>
+        <w:t xml:space="preserve">Licensing &amp; Copyright: </w:t>
+      </w:r>
+      <w:r>
+        <w:rPr>
+          <w:rFonts w:ascii="Arial" w:cs="Arial" w:eastAsia="Arial" w:hAnsi="Arial"/>
+          <w:sz w:val="17"/>
+          <w:szCs w:val="17"/>
+        </w:rPr>
+        <w:t xml:space="preserve">© 2026 SeaVuria and ARES. This work is licensed under a </w:t>
+      </w:r>
+      <w:hyperlink w:history="1" r:id="rIdu5pflnx7d4hcnrqwsaubx">
+        <w:r>
+          <w:rPr>
+            <w:rFonts w:ascii="Arial" w:cs="Arial" w:eastAsia="Arial" w:hAnsi="Arial"/>
+            <w:color w:val="1F6B75"/>
+            <w:sz w:val="17"/>
+            <w:szCs w:val="17"/>
+            <w:u w:val="single" w:color="1F6B75"/>
+          </w:rPr>
+          <w:t xml:space="preserve">Creative Commons Attribution-NonCommercial 4.0 International License</w:t>
+        </w:r>
+      </w:hyperlink>
+      <w:r>
+        <w:rPr>
+          <w:rFonts w:ascii="Arial" w:cs="Arial" w:eastAsia="Arial" w:hAnsi="Arial"/>
+          <w:sz w:val="17"/>
+          <w:szCs w:val="17"/>
+        </w:rPr>
+        <w:t xml:space="preserve"> (</w:t>
+      </w:r>
+      <w:hyperlink w:history="1" r:id="rId0_alsvminkacvx-53wrr7">
+        <w:r>
+          <w:rPr>
+            <w:rFonts w:ascii="Arial" w:cs="Arial" w:eastAsia="Arial" w:hAnsi="Arial"/>
+            <w:color w:val="1F6B75"/>
+            <w:sz w:val="17"/>
+            <w:szCs w:val="17"/>
+            <w:u w:val="single" w:color="1F6B75"/>
+          </w:rPr>
+          <w:t xml:space="preserve">CC BY-NC 4.0</w:t>
+        </w:r>
+      </w:hyperlink>
+      <w:r>
+        <w:rPr>
+          <w:rFonts w:ascii="Arial" w:cs="Arial" w:eastAsia="Arial" w:hAnsi="Arial"/>
+          <w:sz w:val="17"/>
+          <w:szCs w:val="17"/>
+        </w:rPr>
+        <w:t xml:space="preserve">). To view a copy of this license, visit </w:t>
+      </w:r>
+      <w:hyperlink w:history="1" r:id="rIdv9vh5iwusgcuennjisze7">
+        <w:r>
+          <w:rPr>
+            <w:rFonts w:ascii="Arial" w:cs="Arial" w:eastAsia="Arial" w:hAnsi="Arial"/>
+            <w:color w:val="1F6B75"/>
+            <w:sz w:val="17"/>
+            <w:szCs w:val="17"/>
+            <w:u w:val="single" w:color="1F6B75"/>
+          </w:rPr>
+          <w:t xml:space="preserve">https://creativecommons.org/licenses/by-nc/4.0/</w:t>
+        </w:r>
+      </w:hyperlink>
+      <w:r>
+        <w:rPr>
+          <w:rFonts w:ascii="Arial" w:cs="Arial" w:eastAsia="Arial" w:hAnsi="Arial"/>
+          <w:sz w:val="17"/>
+          <w:szCs w:val="17"/>
+        </w:rPr>
+        <w:t xml:space="preserve">. You are free to copy, redistribute, and adapt this material in any medium or format, provided appropriate credit is given and the material is not used for commercial purposes. KICD learning outcomes and curriculum designations reproduced here for alignment purposes remain the property of KICD and are not covered by this license. Linked external resources (e.g. CK-12, Khan Academy, PhET) are subject to their own licenses.</w:t>
       </w:r>
     </w:p>
     <w:p>

--- a/data/outputs/v2/Essential_Mathematics/SS2.5_Area_of_Part_of_a_Circle/Essential_Mathematics_Area_of_Part_of_a_Circle_FinalExplanation.docx
+++ b/data/outputs/v2/Essential_Mathematics/SS2.5_Area_of_Part_of_a_Circle/Essential_Mathematics_Area_of_Part_of_a_Circle_FinalExplanation.docx
@@ -95,7 +95,7 @@
                 <w:sz w:val="22"/>
                 <w:szCs w:val="22"/>
               </w:rPr>
-              <w:t xml:space="preserve">FINAL EXPLANATION: ESSENTIAL MATHEMATICS – GRADE 10 | SUB-STRAND 2.5: AREA OF PART OF A CIRCLE</w:t>
+              <w:t xml:space="preserve">FINAL EXPLANATION: ESSENTIAL MATHEMATICS GRADE 10 – SUB-STRAND 2.5: AREA OF PART OF A CIRCLE – FINAL EXPLANATION</w:t>
             </w:r>
           </w:p>
         </w:tc>
@@ -422,7 +422,7 @@
                 <w:sz w:val="18"/>
                 <w:szCs w:val="18"/>
               </w:rPr>
-              <w:t xml:space="preserve">This is your Final Explanation document. Your goal is to write a complete, well-organised answer to the driving question using everything you have learned across all 8 lessons. Read the driving question carefully, then use each section below as a building block for your full explanation. Write in full sentences and paragraphs. Show all working where calculations are required. Use diagrams where they help your explanation. A model exemplar answer is provided in each section — study it, then write your own response in your own words and using your own examples.</w:t>
+              <w:t xml:space="preserve">Driving question: How can we calculate the exact area of any wedge-shaped or segment-shaped piece of a circle, like a watermelon slice at Wakulima Market, so that we can solve fair-sharing and design problems in real life? Use what you observed, calculated and drew during the whole sequence of lessons to answer each prompt below. Write in full sentences, show every step of your working, and include units (cm² or m²). Where a question gives r = 7 cm, use π = 22/7 so that πr² = 154 cm². For all other questions, use the π button on your calculator and round as the question asks. You may use diagrams and labelled sketches to support your explanations.</w:t>
             </w:r>
           </w:p>
         </w:tc>
@@ -450,14 +450,12 @@
         <w:tblLayout w:type="fixed"/>
       </w:tblPr>
       <w:tblGrid>
-        <w:gridCol w:w="3000"/>
-        <w:gridCol w:w="10680"/>
+        <w:gridCol w:w="13680"/>
       </w:tblGrid>
       <w:tr>
         <w:tc>
           <w:tcPr>
             <w:tcW w:type="dxa" w:w="13680"/>
-            <w:gridSpan w:val="2"/>
             <w:shd w:fill="1F3864" w:color="auto" w:val="clear"/>
             <w:tcMar>
               <w:top w:type="dxa" w:w="60"/>
@@ -483,7 +481,7 @@
                 <w:sz w:val="22"/>
                 <w:szCs w:val="22"/>
               </w:rPr>
-              <w:t xml:space="preserve">Section 1: Anchor Your Explanation to the Phenomenon</w:t>
+              <w:t xml:space="preserve">Part 1: Why do the pieces look so different?</w:t>
             </w:r>
           </w:p>
         </w:tc>
@@ -491,7 +489,7 @@
       <w:tr>
         <w:tc>
           <w:tcPr>
-            <w:tcW w:type="dxa" w:w="3000"/>
+            <w:tcW w:type="dxa" w:w="13680"/>
             <w:shd w:fill="D9EEF1" w:color="auto" w:val="clear"/>
             <w:tcMar>
               <w:top w:type="dxa" w:w="60"/>
@@ -517,13 +515,75 @@
                 <w:sz w:val="18"/>
                 <w:szCs w:val="18"/>
               </w:rPr>
-              <w:t xml:space="preserve">Start by explaining the real-world puzzle that launched this unit. Describe what is happening at Wakulima Market and why the mama mboga's watermelon slices look so different in size even when they all come from the same circular melon. What is the key variable that controls how big each wedge is? Why can't we use the area formulas we already know — for rectangles, triangles, or other polygons — to solve this problem directly?</w:t>
-            </w:r>
-          </w:p>
-        </w:tc>
-        <w:tc>
-          <w:tcPr>
-            <w:tcW w:type="dxa" w:w="10680"/>
+              <w:t xml:space="preserve">At Wakulima Market in Nairobi, Mama Wanjiku slices one large, perfectly circular watermelon into wedge-shaped pieces. Customers complain that some pieces look smaller than others even though she says she cut fairly. In class you studied four wedge-shaped sectors, all with radius 7 cm, with central angles of 30°, 90°, 120° and 180°.</w:t>
+            </w:r>
+          </w:p>
+          <w:p>
+            <w:pPr>
+              <w:spacing w:after="40" w:before="0"/>
+              <w:jc w:val="left"/>
+            </w:pPr>
+            <w:r>
+              <w:rPr>
+                <w:rFonts w:ascii="Arial" w:cs="Arial" w:eastAsia="Arial" w:hAnsi="Arial"/>
+                <w:b/>
+                <w:bCs/>
+                <w:i w:val="false"/>
+                <w:iCs w:val="false"/>
+                <w:color w:val="000000"/>
+                <w:sz w:val="18"/>
+                <w:szCs w:val="18"/>
+              </w:rPr>
+              <w:t xml:space="preserve">(a) Which two measurements decide the size of a watermelon wedge? </w:t>
+            </w:r>
+          </w:p>
+          <w:p>
+            <w:pPr>
+              <w:spacing w:after="40" w:before="0"/>
+              <w:jc w:val="left"/>
+            </w:pPr>
+            <w:r>
+              <w:rPr>
+                <w:rFonts w:ascii="Arial" w:cs="Arial" w:eastAsia="Arial" w:hAnsi="Arial"/>
+                <w:b/>
+                <w:bCs/>
+                <w:i w:val="false"/>
+                <w:iCs w:val="false"/>
+                <w:color w:val="000000"/>
+                <w:sz w:val="18"/>
+                <w:szCs w:val="18"/>
+              </w:rPr>
+              <w:t xml:space="preserve">(b) Mama Wanjiku says: 'All my pieces have the same radius, so they must be the same size.' Explain why she is wrong, using the 30° and 180° wedges. </w:t>
+            </w:r>
+          </w:p>
+          <w:p>
+            <w:pPr>
+              <w:spacing w:after="40" w:before="0"/>
+              <w:jc w:val="left"/>
+            </w:pPr>
+            <w:r>
+              <w:rPr>
+                <w:rFonts w:ascii="Arial" w:cs="Arial" w:eastAsia="Arial" w:hAnsi="Arial"/>
+                <w:b/>
+                <w:bCs/>
+                <w:i w:val="false"/>
+                <w:iCs w:val="false"/>
+                <w:color w:val="000000"/>
+                <w:sz w:val="18"/>
+                <w:szCs w:val="18"/>
+              </w:rPr>
+              <w:t xml:space="preserve">(c) Calculate the area of each of the four wedges (r = 7 cm). Then state what happens to the area when the angle is doubled from 90° to 180°.</w:t>
+            </w:r>
+          </w:p>
+        </w:tc>
+      </w:tr>
+      <w:tr>
+        <w:trPr>
+          <w:trHeight w:val="4200" w:hRule="atLeast"/>
+        </w:trPr>
+        <w:tc>
+          <w:tcPr>
+            <w:tcW w:type="dxa" w:w="13680"/>
             <w:shd w:fill="FFFFFF" w:color="auto" w:val="clear"/>
             <w:tcMar>
               <w:top w:type="dxa" w:w="60"/>
@@ -543,13 +603,13 @@
                 <w:rFonts w:ascii="Arial" w:cs="Arial" w:eastAsia="Arial" w:hAnsi="Arial"/>
                 <w:b w:val="false"/>
                 <w:bCs w:val="false"/>
-                <w:i w:val="false"/>
-                <w:iCs w:val="false"/>
-                <w:color w:val="000000"/>
-                <w:sz w:val="18"/>
-                <w:szCs w:val="18"/>
-              </w:rPr>
-              <w:t xml:space="preserve">At Wakulima Market in Nairobi, a mama mboga cuts a large circular watermelon into wedge-shaped slices to sell by the piece. Even though every slice comes from the same melon — meaning every slice shares the same radius — customers notice that some pieces look much bigger than others. The key variable is the angle of the cut. A wide cut creates a large wedge; a narrow cut creates a thin sliver. This is puzzling because our earlier area formulas (for rectangles, triangles, and polygons) only work for shapes bounded by straight sides. A watermelon wedge is bounded by two straight radii AND a curved arc (part of the circle's circumference), so none of our old formulas apply directly. We need a new approach that accounts for the curved boundary and the size of the central angle.</w:t>
+                <w:i/>
+                <w:iCs/>
+                <w:color w:val="808080"/>
+                <w:sz w:val="18"/>
+                <w:szCs w:val="18"/>
+              </w:rPr>
+              <w:t xml:space="preserve">Write your answer here:</w:t>
             </w:r>
           </w:p>
         </w:tc>
@@ -577,14 +637,12 @@
         <w:tblLayout w:type="fixed"/>
       </w:tblPr>
       <w:tblGrid>
-        <w:gridCol w:w="3000"/>
-        <w:gridCol w:w="10680"/>
+        <w:gridCol w:w="13680"/>
       </w:tblGrid>
       <w:tr>
         <w:tc>
           <w:tcPr>
             <w:tcW w:type="dxa" w:w="13680"/>
-            <w:gridSpan w:val="2"/>
             <w:shd w:fill="1F3864" w:color="auto" w:val="clear"/>
             <w:tcMar>
               <w:top w:type="dxa" w:w="60"/>
@@ -610,7 +668,7 @@
                 <w:sz w:val="22"/>
                 <w:szCs w:val="22"/>
               </w:rPr>
-              <w:t xml:space="preserve">Section 2: Define the Key Terms and Shapes</w:t>
+              <w:t xml:space="preserve">Part 2: Building the sector area formula</w:t>
             </w:r>
           </w:p>
         </w:tc>
@@ -618,7 +676,7 @@
       <w:tr>
         <w:tc>
           <w:tcPr>
-            <w:tcW w:type="dxa" w:w="3000"/>
+            <w:tcW w:type="dxa" w:w="13680"/>
             <w:shd w:fill="D9EEF1" w:color="auto" w:val="clear"/>
             <w:tcMar>
               <w:top w:type="dxa" w:w="60"/>
@@ -644,13 +702,94 @@
                 <w:sz w:val="18"/>
                 <w:szCs w:val="18"/>
               </w:rPr>
-              <w:t xml:space="preserve">Clearly define each of the following terms and support each definition with a labelled sketch or a real-life example from the Kenyan context: (a) Sector, (b) Segment, (c) Arc, (d) Central angle (in both degrees and radians), (e) Minor vs. major sector. Explain the difference between a sector and a segment — many students confuse these two shapes.</w:t>
-            </w:r>
-          </w:p>
-        </w:tc>
-        <w:tc>
-          <w:tcPr>
-            <w:tcW w:type="dxa" w:w="10680"/>
+              <w:t xml:space="preserve">Your class built a formula for the area of a sector by treating a sector as a fraction of a whole circle.</w:t>
+            </w:r>
+          </w:p>
+          <w:p>
+            <w:pPr>
+              <w:spacing w:after="40" w:before="0"/>
+              <w:jc w:val="left"/>
+            </w:pPr>
+            <w:r>
+              <w:rPr>
+                <w:rFonts w:ascii="Arial" w:cs="Arial" w:eastAsia="Arial" w:hAnsi="Arial"/>
+                <w:b/>
+                <w:bCs/>
+                <w:i w:val="false"/>
+                <w:iCs w:val="false"/>
+                <w:color w:val="000000"/>
+                <w:sz w:val="18"/>
+                <w:szCs w:val="18"/>
+              </w:rPr>
+              <w:t xml:space="preserve">(a) Explain in your own words how you can write the fraction of the circle that a sector with central angle θ takes up. Mention what four 90° sectors do when you put them together. </w:t>
+            </w:r>
+          </w:p>
+          <w:p>
+            <w:pPr>
+              <w:spacing w:after="40" w:before="0"/>
+              <w:jc w:val="left"/>
+            </w:pPr>
+            <w:r>
+              <w:rPr>
+                <w:rFonts w:ascii="Arial" w:cs="Arial" w:eastAsia="Arial" w:hAnsi="Arial"/>
+                <w:b/>
+                <w:bCs/>
+                <w:i w:val="false"/>
+                <w:iCs w:val="false"/>
+                <w:color w:val="000000"/>
+                <w:sz w:val="18"/>
+                <w:szCs w:val="18"/>
+              </w:rPr>
+              <w:t xml:space="preserve">(b) Use your idea to write a formula for the area of a sector in terms of θ and r. </w:t>
+            </w:r>
+          </w:p>
+          <w:p>
+            <w:pPr>
+              <w:spacing w:after="40" w:before="0"/>
+              <w:jc w:val="left"/>
+            </w:pPr>
+            <w:r>
+              <w:rPr>
+                <w:rFonts w:ascii="Arial" w:cs="Arial" w:eastAsia="Arial" w:hAnsi="Arial"/>
+                <w:b/>
+                <w:bCs/>
+                <w:i w:val="false"/>
+                <w:iCs w:val="false"/>
+                <w:color w:val="000000"/>
+                <w:sz w:val="18"/>
+                <w:szCs w:val="18"/>
+              </w:rPr>
+              <w:t xml:space="preserve">(c) A wedge is cut from a watermelon with radius 7 cm and has a central angle of 120°. Use your formula to find its area. </w:t>
+            </w:r>
+          </w:p>
+          <w:p>
+            <w:pPr>
+              <w:spacing w:after="40" w:before="0"/>
+              <w:jc w:val="left"/>
+            </w:pPr>
+            <w:r>
+              <w:rPr>
+                <w:rFonts w:ascii="Arial" w:cs="Arial" w:eastAsia="Arial" w:hAnsi="Arial"/>
+                <w:b/>
+                <w:bCs/>
+                <w:i w:val="false"/>
+                <w:iCs w:val="false"/>
+                <w:color w:val="000000"/>
+                <w:sz w:val="18"/>
+                <w:szCs w:val="18"/>
+              </w:rPr>
+              <w:t xml:space="preserve">(d) Another watermelon is twice as wide in radius as the first one (r = 14 cm), and the same 120° wedge is cut. By what factor does the area of the wedge change? Explain why without needing the whole calculation.</w:t>
+            </w:r>
+          </w:p>
+        </w:tc>
+      </w:tr>
+      <w:tr>
+        <w:trPr>
+          <w:trHeight w:val="4200" w:hRule="atLeast"/>
+        </w:trPr>
+        <w:tc>
+          <w:tcPr>
+            <w:tcW w:type="dxa" w:w="13680"/>
             <w:shd w:fill="FFFFFF" w:color="auto" w:val="clear"/>
             <w:tcMar>
               <w:top w:type="dxa" w:w="60"/>
@@ -670,13 +809,13 @@
                 <w:rFonts w:ascii="Arial" w:cs="Arial" w:eastAsia="Arial" w:hAnsi="Arial"/>
                 <w:b w:val="false"/>
                 <w:bCs w:val="false"/>
-                <w:i w:val="false"/>
-                <w:iCs w:val="false"/>
-                <w:color w:val="000000"/>
-                <w:sz w:val="18"/>
-                <w:szCs w:val="18"/>
-              </w:rPr>
-              <w:t xml:space="preserve">A sector is the 'wedge' shape formed by two radii and the arc between them — like one slice of the watermelon. A segment is the region between a chord (a straight cut that does NOT pass through the centre) and the arc it cuts off — like the rind-edge piece left over if you cut straight across rather than through the centre. An arc is the curved part of the circle's boundary between two points. The central angle is the angle at the centre of the circle formed by the two radii; it can be measured in degrees (e.g., 90°) or in radians (e.g., π/2 rad). A minor sector has a central angle less than 180° (a small slice), while a major sector has a central angle greater than 180° (more than half the melon). The easiest way to remember the difference between a sector and a segment: a sector always includes the centre point of the circle; a segment never includes the centre point.</w:t>
+                <w:i/>
+                <w:iCs/>
+                <w:color w:val="808080"/>
+                <w:sz w:val="18"/>
+                <w:szCs w:val="18"/>
+              </w:rPr>
+              <w:t xml:space="preserve">Write your answer here:</w:t>
             </w:r>
           </w:p>
         </w:tc>
@@ -704,14 +843,12 @@
         <w:tblLayout w:type="fixed"/>
       </w:tblPr>
       <w:tblGrid>
-        <w:gridCol w:w="3000"/>
-        <w:gridCol w:w="10680"/>
+        <w:gridCol w:w="13680"/>
       </w:tblGrid>
       <w:tr>
         <w:tc>
           <w:tcPr>
             <w:tcW w:type="dxa" w:w="13680"/>
-            <w:gridSpan w:val="2"/>
             <w:shd w:fill="1F3864" w:color="auto" w:val="clear"/>
             <w:tcMar>
               <w:top w:type="dxa" w:w="60"/>
@@ -737,7 +874,7 @@
                 <w:sz w:val="22"/>
                 <w:szCs w:val="22"/>
               </w:rPr>
-              <w:t xml:space="preserve">Section 3: Derive and Apply the Area Formulas</w:t>
+              <w:t xml:space="preserve">Part 3: From a wedge to a curved slice (segment)</w:t>
             </w:r>
           </w:p>
         </w:tc>
@@ -745,7 +882,7 @@
       <w:tr>
         <w:tc>
           <w:tcPr>
-            <w:tcW w:type="dxa" w:w="3000"/>
+            <w:tcW w:type="dxa" w:w="13680"/>
             <w:shd w:fill="D9EEF1" w:color="auto" w:val="clear"/>
             <w:tcMar>
               <w:top w:type="dxa" w:w="60"/>
@@ -771,13 +908,94 @@
                 <w:sz w:val="18"/>
                 <w:szCs w:val="18"/>
               </w:rPr>
-              <w:t xml:space="preserve">Explain WHERE the formula for the area of a sector comes from — do not just state it. Show how it is derived from the area of a full circle. Then write the formula in BOTH degree form and radian form. Finally, show a fully worked example using realistic Kenyan numbers: a watermelon with radius 21 cm is cut into a sector with a central angle of 60°. Calculate the exact area of that slice. Then show how to find the area of a segment by combining the sector formula with the area of a triangle.</w:t>
-            </w:r>
-          </w:p>
-        </w:tc>
-        <w:tc>
-          <w:tcPr>
-            <w:tcW w:type="dxa" w:w="10680"/>
+              <w:t xml:space="preserve">Mama Wanjiku now cuts straight across a wedge along a chord, so the piece with the curved rind is a segment, bounded by one chord and one arc.</w:t>
+            </w:r>
+          </w:p>
+          <w:p>
+            <w:pPr>
+              <w:spacing w:after="40" w:before="0"/>
+              <w:jc w:val="left"/>
+            </w:pPr>
+            <w:r>
+              <w:rPr>
+                <w:rFonts w:ascii="Arial" w:cs="Arial" w:eastAsia="Arial" w:hAnsi="Arial"/>
+                <w:b/>
+                <w:bCs/>
+                <w:i w:val="false"/>
+                <w:iCs w:val="false"/>
+                <w:color w:val="000000"/>
+                <w:sz w:val="18"/>
+                <w:szCs w:val="18"/>
+              </w:rPr>
+              <w:t xml:space="preserve">(a) Draw and label a sector with centre O, radius r and central angle θ. Draw the chord AB and shade the segment. Name the other shape that is inside the sector. </w:t>
+            </w:r>
+          </w:p>
+          <w:p>
+            <w:pPr>
+              <w:spacing w:after="40" w:before="0"/>
+              <w:jc w:val="left"/>
+            </w:pPr>
+            <w:r>
+              <w:rPr>
+                <w:rFonts w:ascii="Arial" w:cs="Arial" w:eastAsia="Arial" w:hAnsi="Arial"/>
+                <w:b/>
+                <w:bCs/>
+                <w:i w:val="false"/>
+                <w:iCs w:val="false"/>
+                <w:color w:val="000000"/>
+                <w:sz w:val="18"/>
+                <w:szCs w:val="18"/>
+              </w:rPr>
+              <w:t xml:space="preserve">(b) Explain how you can find the area of the segment from the area of the sector. </w:t>
+            </w:r>
+          </w:p>
+          <w:p>
+            <w:pPr>
+              <w:spacing w:after="40" w:before="0"/>
+              <w:jc w:val="left"/>
+            </w:pPr>
+            <w:r>
+              <w:rPr>
+                <w:rFonts w:ascii="Arial" w:cs="Arial" w:eastAsia="Arial" w:hAnsi="Arial"/>
+                <w:b/>
+                <w:bCs/>
+                <w:i w:val="false"/>
+                <w:iCs w:val="false"/>
+                <w:color w:val="000000"/>
+                <w:sz w:val="18"/>
+                <w:szCs w:val="18"/>
+              </w:rPr>
+              <w:t xml:space="preserve">(c) Write the formula for the area of the segment. Show where each part of the formula comes from. </w:t>
+            </w:r>
+          </w:p>
+          <w:p>
+            <w:pPr>
+              <w:spacing w:after="40" w:before="0"/>
+              <w:jc w:val="left"/>
+            </w:pPr>
+            <w:r>
+              <w:rPr>
+                <w:rFonts w:ascii="Arial" w:cs="Arial" w:eastAsia="Arial" w:hAnsi="Arial"/>
+                <w:b/>
+                <w:bCs/>
+                <w:i w:val="false"/>
+                <w:iCs w:val="false"/>
+                <w:color w:val="000000"/>
+                <w:sz w:val="18"/>
+                <w:szCs w:val="18"/>
+              </w:rPr>
+              <w:t xml:space="preserve">(d) A watermelon has radius 18 cm. Find the area of the segment cut off by a chord that makes a central angle of 90°. Give your answer to 1 decimal place.</w:t>
+            </w:r>
+          </w:p>
+        </w:tc>
+      </w:tr>
+      <w:tr>
+        <w:trPr>
+          <w:trHeight w:val="4200" w:hRule="atLeast"/>
+        </w:trPr>
+        <w:tc>
+          <w:tcPr>
+            <w:tcW w:type="dxa" w:w="13680"/>
             <w:shd w:fill="FFFFFF" w:color="auto" w:val="clear"/>
             <w:tcMar>
               <w:top w:type="dxa" w:w="60"/>
@@ -797,602 +1015,13 @@
                 <w:rFonts w:ascii="Arial" w:cs="Arial" w:eastAsia="Arial" w:hAnsi="Arial"/>
                 <w:b w:val="false"/>
                 <w:bCs w:val="false"/>
-                <w:i w:val="false"/>
-                <w:iCs w:val="false"/>
-                <w:color w:val="000000"/>
-                <w:sz w:val="18"/>
-                <w:szCs w:val="18"/>
-              </w:rPr>
-              <w:t xml:space="preserve">A full circle has area A = πr². A full circle also has a central angle of 360°. A sector is simply a fraction of the full circle — the fraction is (θ/360) when θ is in degrees. Therefore:</w:t>
-            </w:r>
-          </w:p>
-          <w:p>
-            <w:pPr>
-              <w:spacing w:after="40" w:before="0"/>
-              <w:jc w:val="left"/>
-            </w:pPr>
-            <w:r>
-              <w:rPr>
-                <w:rFonts w:ascii="Arial" w:cs="Arial" w:eastAsia="Arial" w:hAnsi="Arial"/>
-                <w:b w:val="false"/>
-                <w:bCs w:val="false"/>
-                <w:i w:val="false"/>
-                <w:iCs w:val="false"/>
-                <w:color w:val="000000"/>
-                <w:sz w:val="18"/>
-                <w:szCs w:val="18"/>
-              </w:rPr>
-              <w:t xml:space="preserve"/>
-            </w:r>
-          </w:p>
-          <w:p>
-            <w:pPr>
-              <w:spacing w:after="40" w:before="0"/>
-              <w:jc w:val="left"/>
-            </w:pPr>
-            <w:r>
-              <w:rPr>
-                <w:rFonts w:ascii="Arial" w:cs="Arial" w:eastAsia="Arial" w:hAnsi="Arial"/>
-                <w:b w:val="false"/>
-                <w:bCs w:val="false"/>
-                <w:i w:val="false"/>
-                <w:iCs w:val="false"/>
-                <w:color w:val="000000"/>
-                <w:sz w:val="18"/>
-                <w:szCs w:val="18"/>
-              </w:rPr>
-              <w:t xml:space="preserve">Area of sector (degrees) = (θ/360) × πr²</w:t>
-            </w:r>
-          </w:p>
-          <w:p>
-            <w:pPr>
-              <w:spacing w:after="40" w:before="0"/>
-              <w:jc w:val="left"/>
-            </w:pPr>
-            <w:r>
-              <w:rPr>
-                <w:rFonts w:ascii="Arial" w:cs="Arial" w:eastAsia="Arial" w:hAnsi="Arial"/>
-                <w:b w:val="false"/>
-                <w:bCs w:val="false"/>
-                <w:i w:val="false"/>
-                <w:iCs w:val="false"/>
-                <w:color w:val="000000"/>
-                <w:sz w:val="18"/>
-                <w:szCs w:val="18"/>
-              </w:rPr>
-              <w:t xml:space="preserve"/>
-            </w:r>
-          </w:p>
-          <w:p>
-            <w:pPr>
-              <w:spacing w:after="40" w:before="0"/>
-              <w:jc w:val="left"/>
-            </w:pPr>
-            <w:r>
-              <w:rPr>
-                <w:rFonts w:ascii="Arial" w:cs="Arial" w:eastAsia="Arial" w:hAnsi="Arial"/>
-                <w:b w:val="false"/>
-                <w:bCs w:val="false"/>
-                <w:i w:val="false"/>
-                <w:iCs w:val="false"/>
-                <w:color w:val="000000"/>
-                <w:sz w:val="18"/>
-                <w:szCs w:val="18"/>
-              </w:rPr>
-              <w:t xml:space="preserve">In radian form, because a full circle = 2π radians, the fraction becomes (θ/2π), giving:</w:t>
-            </w:r>
-          </w:p>
-          <w:p>
-            <w:pPr>
-              <w:spacing w:after="40" w:before="0"/>
-              <w:jc w:val="left"/>
-            </w:pPr>
-            <w:r>
-              <w:rPr>
-                <w:rFonts w:ascii="Arial" w:cs="Arial" w:eastAsia="Arial" w:hAnsi="Arial"/>
-                <w:b w:val="false"/>
-                <w:bCs w:val="false"/>
-                <w:i w:val="false"/>
-                <w:iCs w:val="false"/>
-                <w:color w:val="000000"/>
-                <w:sz w:val="18"/>
-                <w:szCs w:val="18"/>
-              </w:rPr>
-              <w:t xml:space="preserve"/>
-            </w:r>
-          </w:p>
-          <w:p>
-            <w:pPr>
-              <w:spacing w:after="40" w:before="0"/>
-              <w:jc w:val="left"/>
-            </w:pPr>
-            <w:r>
-              <w:rPr>
-                <w:rFonts w:ascii="Arial" w:cs="Arial" w:eastAsia="Arial" w:hAnsi="Arial"/>
-                <w:b w:val="false"/>
-                <w:bCs w:val="false"/>
-                <w:i w:val="false"/>
-                <w:iCs w:val="false"/>
-                <w:color w:val="000000"/>
-                <w:sz w:val="18"/>
-                <w:szCs w:val="18"/>
-              </w:rPr>
-              <w:t xml:space="preserve">Area of sector (radians) = ½r²θ</w:t>
-            </w:r>
-          </w:p>
-          <w:p>
-            <w:pPr>
-              <w:spacing w:after="40" w:before="0"/>
-              <w:jc w:val="left"/>
-            </w:pPr>
-            <w:r>
-              <w:rPr>
-                <w:rFonts w:ascii="Arial" w:cs="Arial" w:eastAsia="Arial" w:hAnsi="Arial"/>
-                <w:b w:val="false"/>
-                <w:bCs w:val="false"/>
-                <w:i w:val="false"/>
-                <w:iCs w:val="false"/>
-                <w:color w:val="000000"/>
-                <w:sz w:val="18"/>
-                <w:szCs w:val="18"/>
-              </w:rPr>
-              <w:t xml:space="preserve"/>
-            </w:r>
-          </w:p>
-          <w:p>
-            <w:pPr>
-              <w:spacing w:after="40" w:before="0"/>
-              <w:jc w:val="left"/>
-            </w:pPr>
-            <w:r>
-              <w:rPr>
-                <w:rFonts w:ascii="Arial" w:cs="Arial" w:eastAsia="Arial" w:hAnsi="Arial"/>
-                <w:b w:val="false"/>
-                <w:bCs w:val="false"/>
-                <w:i w:val="false"/>
-                <w:iCs w:val="false"/>
-                <w:color w:val="000000"/>
-                <w:sz w:val="18"/>
-                <w:szCs w:val="18"/>
-              </w:rPr>
-              <w:t xml:space="preserve">Both formulas express the same idea: the sector's area is proportional to its central angle.</w:t>
-            </w:r>
-          </w:p>
-          <w:p>
-            <w:pPr>
-              <w:spacing w:after="40" w:before="0"/>
-              <w:jc w:val="left"/>
-            </w:pPr>
-            <w:r>
-              <w:rPr>
-                <w:rFonts w:ascii="Arial" w:cs="Arial" w:eastAsia="Arial" w:hAnsi="Arial"/>
-                <w:b w:val="false"/>
-                <w:bCs w:val="false"/>
-                <w:i w:val="false"/>
-                <w:iCs w:val="false"/>
-                <w:color w:val="000000"/>
-                <w:sz w:val="18"/>
-                <w:szCs w:val="18"/>
-              </w:rPr>
-              <w:t xml:space="preserve"/>
-            </w:r>
-          </w:p>
-          <w:p>
-            <w:pPr>
-              <w:spacing w:after="40" w:before="0"/>
-              <w:jc w:val="left"/>
-            </w:pPr>
-            <w:r>
-              <w:rPr>
-                <w:rFonts w:ascii="Arial" w:cs="Arial" w:eastAsia="Arial" w:hAnsi="Arial"/>
-                <w:b w:val="false"/>
-                <w:bCs w:val="false"/>
-                <w:i w:val="false"/>
-                <w:iCs w:val="false"/>
-                <w:color w:val="000000"/>
-                <w:sz w:val="18"/>
-                <w:szCs w:val="18"/>
-              </w:rPr>
-              <w:t xml:space="preserve">Worked Example — Watermelon Slice:</w:t>
-            </w:r>
-          </w:p>
-          <w:p>
-            <w:pPr>
-              <w:spacing w:after="40" w:before="0"/>
-              <w:jc w:val="left"/>
-            </w:pPr>
-            <w:r>
-              <w:rPr>
-                <w:rFonts w:ascii="Arial" w:cs="Arial" w:eastAsia="Arial" w:hAnsi="Arial"/>
-                <w:b w:val="false"/>
-                <w:bCs w:val="false"/>
-                <w:i w:val="false"/>
-                <w:iCs w:val="false"/>
-                <w:color w:val="000000"/>
-                <w:sz w:val="18"/>
-                <w:szCs w:val="18"/>
-              </w:rPr>
-              <w:t xml:space="preserve">Radius r = 21 cm, central angle θ = 60°</w:t>
-            </w:r>
-          </w:p>
-          <w:p>
-            <w:pPr>
-              <w:spacing w:after="40" w:before="0"/>
-              <w:jc w:val="left"/>
-            </w:pPr>
-            <w:r>
-              <w:rPr>
-                <w:rFonts w:ascii="Arial" w:cs="Arial" w:eastAsia="Arial" w:hAnsi="Arial"/>
-                <w:b w:val="false"/>
-                <w:bCs w:val="false"/>
-                <w:i w:val="false"/>
-                <w:iCs w:val="false"/>
-                <w:color w:val="000000"/>
-                <w:sz w:val="18"/>
-                <w:szCs w:val="18"/>
-              </w:rPr>
-              <w:t xml:space="preserve">Area of sector = (60/360) × π × 21²</w:t>
-            </w:r>
-          </w:p>
-          <w:p>
-            <w:pPr>
-              <w:spacing w:after="40" w:before="0"/>
-              <w:jc w:val="left"/>
-            </w:pPr>
-            <w:r>
-              <w:rPr>
-                <w:rFonts w:ascii="Arial" w:cs="Arial" w:eastAsia="Arial" w:hAnsi="Arial"/>
-                <w:b w:val="false"/>
-                <w:bCs w:val="false"/>
-                <w:i w:val="false"/>
-                <w:iCs w:val="false"/>
-                <w:color w:val="000000"/>
-                <w:sz w:val="18"/>
-                <w:szCs w:val="18"/>
-              </w:rPr>
-              <w:t xml:space="preserve">= (1/6) × π × 441</w:t>
-            </w:r>
-          </w:p>
-          <w:p>
-            <w:pPr>
-              <w:spacing w:after="40" w:before="0"/>
-              <w:jc w:val="left"/>
-            </w:pPr>
-            <w:r>
-              <w:rPr>
-                <w:rFonts w:ascii="Arial" w:cs="Arial" w:eastAsia="Arial" w:hAnsi="Arial"/>
-                <w:b w:val="false"/>
-                <w:bCs w:val="false"/>
-                <w:i w:val="false"/>
-                <w:iCs w:val="false"/>
-                <w:color w:val="000000"/>
-                <w:sz w:val="18"/>
-                <w:szCs w:val="18"/>
-              </w:rPr>
-              <w:t xml:space="preserve">= 441π/6</w:t>
-            </w:r>
-          </w:p>
-          <w:p>
-            <w:pPr>
-              <w:spacing w:after="40" w:before="0"/>
-              <w:jc w:val="left"/>
-            </w:pPr>
-            <w:r>
-              <w:rPr>
-                <w:rFonts w:ascii="Arial" w:cs="Arial" w:eastAsia="Arial" w:hAnsi="Arial"/>
-                <w:b w:val="false"/>
-                <w:bCs w:val="false"/>
-                <w:i w:val="false"/>
-                <w:iCs w:val="false"/>
-                <w:color w:val="000000"/>
-                <w:sz w:val="18"/>
-                <w:szCs w:val="18"/>
-              </w:rPr>
-              <w:t xml:space="preserve">= 73.5π</w:t>
-            </w:r>
-          </w:p>
-          <w:p>
-            <w:pPr>
-              <w:spacing w:after="40" w:before="0"/>
-              <w:jc w:val="left"/>
-            </w:pPr>
-            <w:r>
-              <w:rPr>
-                <w:rFonts w:ascii="Arial" w:cs="Arial" w:eastAsia="Arial" w:hAnsi="Arial"/>
-                <w:b w:val="false"/>
-                <w:bCs w:val="false"/>
-                <w:i w:val="false"/>
-                <w:iCs w:val="false"/>
-                <w:color w:val="000000"/>
-                <w:sz w:val="18"/>
-                <w:szCs w:val="18"/>
-              </w:rPr>
-              <w:t xml:space="preserve">≈ 230.9 cm²</w:t>
-            </w:r>
-          </w:p>
-          <w:p>
-            <w:pPr>
-              <w:spacing w:after="40" w:before="0"/>
-              <w:jc w:val="left"/>
-            </w:pPr>
-            <w:r>
-              <w:rPr>
-                <w:rFonts w:ascii="Arial" w:cs="Arial" w:eastAsia="Arial" w:hAnsi="Arial"/>
-                <w:b w:val="false"/>
-                <w:bCs w:val="false"/>
-                <w:i w:val="false"/>
-                <w:iCs w:val="false"/>
-                <w:color w:val="000000"/>
-                <w:sz w:val="18"/>
-                <w:szCs w:val="18"/>
-              </w:rPr>
-              <w:t xml:space="preserve"/>
-            </w:r>
-          </w:p>
-          <w:p>
-            <w:pPr>
-              <w:spacing w:after="40" w:before="0"/>
-              <w:jc w:val="left"/>
-            </w:pPr>
-            <w:r>
-              <w:rPr>
-                <w:rFonts w:ascii="Arial" w:cs="Arial" w:eastAsia="Arial" w:hAnsi="Arial"/>
-                <w:b w:val="false"/>
-                <w:bCs w:val="false"/>
-                <w:i w:val="false"/>
-                <w:iCs w:val="false"/>
-                <w:color w:val="000000"/>
-                <w:sz w:val="18"/>
-                <w:szCs w:val="18"/>
-              </w:rPr>
-              <w:t xml:space="preserve">So one 60° slice of the watermelon covers approximately 230.9 cm².</w:t>
-            </w:r>
-          </w:p>
-          <w:p>
-            <w:pPr>
-              <w:spacing w:after="40" w:before="0"/>
-              <w:jc w:val="left"/>
-            </w:pPr>
-            <w:r>
-              <w:rPr>
-                <w:rFonts w:ascii="Arial" w:cs="Arial" w:eastAsia="Arial" w:hAnsi="Arial"/>
-                <w:b w:val="false"/>
-                <w:bCs w:val="false"/>
-                <w:i w:val="false"/>
-                <w:iCs w:val="false"/>
-                <w:color w:val="000000"/>
-                <w:sz w:val="18"/>
-                <w:szCs w:val="18"/>
-              </w:rPr>
-              <w:t xml:space="preserve"/>
-            </w:r>
-          </w:p>
-          <w:p>
-            <w:pPr>
-              <w:spacing w:after="40" w:before="0"/>
-              <w:jc w:val="left"/>
-            </w:pPr>
-            <w:r>
-              <w:rPr>
-                <w:rFonts w:ascii="Arial" w:cs="Arial" w:eastAsia="Arial" w:hAnsi="Arial"/>
-                <w:b w:val="false"/>
-                <w:bCs w:val="false"/>
-                <w:i w:val="false"/>
-                <w:iCs w:val="false"/>
-                <w:color w:val="000000"/>
-                <w:sz w:val="18"/>
-                <w:szCs w:val="18"/>
-              </w:rPr>
-              <w:t xml:space="preserve">Area of a Segment:</w:t>
-            </w:r>
-          </w:p>
-          <w:p>
-            <w:pPr>
-              <w:spacing w:after="40" w:before="0"/>
-              <w:jc w:val="left"/>
-            </w:pPr>
-            <w:r>
-              <w:rPr>
-                <w:rFonts w:ascii="Arial" w:cs="Arial" w:eastAsia="Arial" w:hAnsi="Arial"/>
-                <w:b w:val="false"/>
-                <w:bCs w:val="false"/>
-                <w:i w:val="false"/>
-                <w:iCs w:val="false"/>
-                <w:color w:val="000000"/>
-                <w:sz w:val="18"/>
-                <w:szCs w:val="18"/>
-              </w:rPr>
-              <w:t xml:space="preserve">A segment = sector − triangle formed by the two radii and the chord.</w:t>
-            </w:r>
-          </w:p>
-          <w:p>
-            <w:pPr>
-              <w:spacing w:after="40" w:before="0"/>
-              <w:jc w:val="left"/>
-            </w:pPr>
-            <w:r>
-              <w:rPr>
-                <w:rFonts w:ascii="Arial" w:cs="Arial" w:eastAsia="Arial" w:hAnsi="Arial"/>
-                <w:b w:val="false"/>
-                <w:bCs w:val="false"/>
-                <w:i w:val="false"/>
-                <w:iCs w:val="false"/>
-                <w:color w:val="000000"/>
-                <w:sz w:val="18"/>
-                <w:szCs w:val="18"/>
-              </w:rPr>
-              <w:t xml:space="preserve">Area of triangle = ½r²sin θ</w:t>
-            </w:r>
-          </w:p>
-          <w:p>
-            <w:pPr>
-              <w:spacing w:after="40" w:before="0"/>
-              <w:jc w:val="left"/>
-            </w:pPr>
-            <w:r>
-              <w:rPr>
-                <w:rFonts w:ascii="Arial" w:cs="Arial" w:eastAsia="Arial" w:hAnsi="Arial"/>
-                <w:b w:val="false"/>
-                <w:bCs w:val="false"/>
-                <w:i w:val="false"/>
-                <w:iCs w:val="false"/>
-                <w:color w:val="000000"/>
-                <w:sz w:val="18"/>
-                <w:szCs w:val="18"/>
-              </w:rPr>
-              <w:t xml:space="preserve">Area of segment = ½r²θ − ½r²sin θ = ½r²(θ − sin θ) [θ in radians]</w:t>
-            </w:r>
-          </w:p>
-          <w:p>
-            <w:pPr>
-              <w:spacing w:after="40" w:before="0"/>
-              <w:jc w:val="left"/>
-            </w:pPr>
-            <w:r>
-              <w:rPr>
-                <w:rFonts w:ascii="Arial" w:cs="Arial" w:eastAsia="Arial" w:hAnsi="Arial"/>
-                <w:b w:val="false"/>
-                <w:bCs w:val="false"/>
-                <w:i w:val="false"/>
-                <w:iCs w:val="false"/>
-                <w:color w:val="000000"/>
-                <w:sz w:val="18"/>
-                <w:szCs w:val="18"/>
-              </w:rPr>
-              <w:t xml:space="preserve"/>
-            </w:r>
-          </w:p>
-          <w:p>
-            <w:pPr>
-              <w:spacing w:after="40" w:before="0"/>
-              <w:jc w:val="left"/>
-            </w:pPr>
-            <w:r>
-              <w:rPr>
-                <w:rFonts w:ascii="Arial" w:cs="Arial" w:eastAsia="Arial" w:hAnsi="Arial"/>
-                <w:b w:val="false"/>
-                <w:bCs w:val="false"/>
-                <w:i w:val="false"/>
-                <w:iCs w:val="false"/>
-                <w:color w:val="000000"/>
-                <w:sz w:val="18"/>
-                <w:szCs w:val="18"/>
-              </w:rPr>
-              <w:t xml:space="preserve">For the same watermelon (r = 21 cm, θ = 60° = π/3 rad):</w:t>
-            </w:r>
-          </w:p>
-          <w:p>
-            <w:pPr>
-              <w:spacing w:after="40" w:before="0"/>
-              <w:jc w:val="left"/>
-            </w:pPr>
-            <w:r>
-              <w:rPr>
-                <w:rFonts w:ascii="Arial" w:cs="Arial" w:eastAsia="Arial" w:hAnsi="Arial"/>
-                <w:b w:val="false"/>
-                <w:bCs w:val="false"/>
-                <w:i w:val="false"/>
-                <w:iCs w:val="false"/>
-                <w:color w:val="000000"/>
-                <w:sz w:val="18"/>
-                <w:szCs w:val="18"/>
-              </w:rPr>
-              <w:t xml:space="preserve">Area of segment = ½ × 21² × (π/3 − sin 60°)</w:t>
-            </w:r>
-          </w:p>
-          <w:p>
-            <w:pPr>
-              <w:spacing w:after="40" w:before="0"/>
-              <w:jc w:val="left"/>
-            </w:pPr>
-            <w:r>
-              <w:rPr>
-                <w:rFonts w:ascii="Arial" w:cs="Arial" w:eastAsia="Arial" w:hAnsi="Arial"/>
-                <w:b w:val="false"/>
-                <w:bCs w:val="false"/>
-                <w:i w:val="false"/>
-                <w:iCs w:val="false"/>
-                <w:color w:val="000000"/>
-                <w:sz w:val="18"/>
-                <w:szCs w:val="18"/>
-              </w:rPr>
-              <w:t xml:space="preserve">= ½ × 441 × (1.047 − 0.866)</w:t>
-            </w:r>
-          </w:p>
-          <w:p>
-            <w:pPr>
-              <w:spacing w:after="40" w:before="0"/>
-              <w:jc w:val="left"/>
-            </w:pPr>
-            <w:r>
-              <w:rPr>
-                <w:rFonts w:ascii="Arial" w:cs="Arial" w:eastAsia="Arial" w:hAnsi="Arial"/>
-                <w:b w:val="false"/>
-                <w:bCs w:val="false"/>
-                <w:i w:val="false"/>
-                <w:iCs w:val="false"/>
-                <w:color w:val="000000"/>
-                <w:sz w:val="18"/>
-                <w:szCs w:val="18"/>
-              </w:rPr>
-              <w:t xml:space="preserve">= 220.5 × 0.181</w:t>
-            </w:r>
-          </w:p>
-          <w:p>
-            <w:pPr>
-              <w:spacing w:after="40" w:before="0"/>
-              <w:jc w:val="left"/>
-            </w:pPr>
-            <w:r>
-              <w:rPr>
-                <w:rFonts w:ascii="Arial" w:cs="Arial" w:eastAsia="Arial" w:hAnsi="Arial"/>
-                <w:b w:val="false"/>
-                <w:bCs w:val="false"/>
-                <w:i w:val="false"/>
-                <w:iCs w:val="false"/>
-                <w:color w:val="000000"/>
-                <w:sz w:val="18"/>
-                <w:szCs w:val="18"/>
-              </w:rPr>
-              <w:t xml:space="preserve">≈ 39.9 cm²</w:t>
-            </w:r>
-          </w:p>
-          <w:p>
-            <w:pPr>
-              <w:spacing w:after="40" w:before="0"/>
-              <w:jc w:val="left"/>
-            </w:pPr>
-            <w:r>
-              <w:rPr>
-                <w:rFonts w:ascii="Arial" w:cs="Arial" w:eastAsia="Arial" w:hAnsi="Arial"/>
-                <w:b w:val="false"/>
-                <w:bCs w:val="false"/>
-                <w:i w:val="false"/>
-                <w:iCs w:val="false"/>
-                <w:color w:val="000000"/>
-                <w:sz w:val="18"/>
-                <w:szCs w:val="18"/>
-              </w:rPr>
-              <w:t xml:space="preserve"/>
-            </w:r>
-          </w:p>
-          <w:p>
-            <w:pPr>
-              <w:spacing w:after="40" w:before="0"/>
-              <w:jc w:val="left"/>
-            </w:pPr>
-            <w:r>
-              <w:rPr>
-                <w:rFonts w:ascii="Arial" w:cs="Arial" w:eastAsia="Arial" w:hAnsi="Arial"/>
-                <w:b w:val="false"/>
-                <w:bCs w:val="false"/>
-                <w:i w:val="false"/>
-                <w:iCs w:val="false"/>
-                <w:color w:val="000000"/>
-                <w:sz w:val="18"/>
-                <w:szCs w:val="18"/>
-              </w:rPr>
-              <w:t xml:space="preserve">This tells us how much watermelon flesh lies between the straight chord cut and the curved rind.</w:t>
+                <w:i/>
+                <w:iCs/>
+                <w:color w:val="808080"/>
+                <w:sz w:val="18"/>
+                <w:szCs w:val="18"/>
+              </w:rPr>
+              <w:t xml:space="preserve">Write your answer here:</w:t>
             </w:r>
           </w:p>
         </w:tc>
@@ -1420,14 +1049,12 @@
         <w:tblLayout w:type="fixed"/>
       </w:tblPr>
       <w:tblGrid>
-        <w:gridCol w:w="3000"/>
-        <w:gridCol w:w="10680"/>
+        <w:gridCol w:w="13680"/>
       </w:tblGrid>
       <w:tr>
         <w:tc>
           <w:tcPr>
             <w:tcW w:type="dxa" w:w="13680"/>
-            <w:gridSpan w:val="2"/>
             <w:shd w:fill="1F3864" w:color="auto" w:val="clear"/>
             <w:tcMar>
               <w:top w:type="dxa" w:w="60"/>
@@ -1453,7 +1080,7 @@
                 <w:sz w:val="22"/>
                 <w:szCs w:val="22"/>
               </w:rPr>
-              <w:t xml:space="preserve">Section 4: Answer the Driving Question Directly</w:t>
+              <w:t xml:space="preserve">Part 4: The fair-share verdict at Wakulima Market</w:t>
             </w:r>
           </w:p>
         </w:tc>
@@ -1461,7 +1088,7 @@
       <w:tr>
         <w:tc>
           <w:tcPr>
-            <w:tcW w:type="dxa" w:w="3000"/>
+            <w:tcW w:type="dxa" w:w="13680"/>
             <w:shd w:fill="D9EEF1" w:color="auto" w:val="clear"/>
             <w:tcMar>
               <w:top w:type="dxa" w:w="60"/>
@@ -1487,25 +1114,379 @@
                 <w:sz w:val="18"/>
                 <w:szCs w:val="18"/>
               </w:rPr>
-              <w:t xml:space="preserve">Now answer the driving question fully and directly. Explain how you can calculate the EXACT area of any sector or segment shape. Then explain how this knowledge solves the fair-sharing problem at Wakulima Market. If the mama mboga wants every customer to receive exactly the same area of watermelon, what must she control? Use mathematics to support your answer. Include at least one example showing that two slices with DIFFERENT angles from the SAME melon have DIFFERENT areas, proving that angle alone explains the size difference.</w:t>
-            </w:r>
-          </w:p>
-        </w:tc>
-        <w:tc>
-          <w:tcPr>
-            <w:tcW w:type="dxa" w:w="10680"/>
-            <w:shd w:fill="FFFFFF" w:color="auto" w:val="clear"/>
-            <w:tcMar>
-              <w:top w:type="dxa" w:w="60"/>
-              <w:left w:type="dxa" w:w="120"/>
-              <w:bottom w:type="dxa" w:w="60"/>
-              <w:right w:type="dxa" w:w="120"/>
-            </w:tcMar>
-            <w:vAlign w:val="top"/>
-          </w:tcPr>
-          <w:p>
-            <w:pPr>
-              <w:spacing w:after="40" w:before="0"/>
+              <w:t xml:space="preserve">Mama Wanjiku cut four curved segments from a new watermelon with radius 18 cm. Each piece was cut by a chord that makes the central angle shown below. The customers are Customer A, B, C and D.</w:t>
+            </w:r>
+          </w:p>
+          <w:p>
+            <w:pPr>
+              <w:spacing w:after="40" w:before="0"/>
+              <w:jc w:val="left"/>
+            </w:pPr>
+            <w:r>
+              <w:rPr>
+                <w:rFonts w:ascii="Arial" w:cs="Arial" w:eastAsia="Arial" w:hAnsi="Arial"/>
+                <w:b/>
+                <w:bCs/>
+                <w:i w:val="false"/>
+                <w:iCs w:val="false"/>
+                <w:color w:val="000000"/>
+                <w:sz w:val="18"/>
+                <w:szCs w:val="18"/>
+              </w:rPr>
+              <w:t xml:space="preserve"/>
+            </w:r>
+          </w:p>
+          <w:tbl>
+            <w:tblPr>
+              <w:tblW w:type="dxa" w:w="13320"/>
+              <w:tblBorders>
+                <w:top w:val="single" w:color="AAAAAA" w:sz="4"/>
+                <w:left w:val="single" w:color="AAAAAA" w:sz="4"/>
+                <w:bottom w:val="single" w:color="AAAAAA" w:sz="4"/>
+                <w:right w:val="single" w:color="AAAAAA" w:sz="4"/>
+                <w:insideH w:val="single" w:color="auto" w:sz="4"/>
+                <w:insideV w:val="single" w:color="auto" w:sz="4"/>
+              </w:tblBorders>
+              <w:tblLayout w:type="fixed"/>
+            </w:tblPr>
+            <w:tblGrid>
+              <w:gridCol w:w="6660"/>
+              <w:gridCol w:w="6660"/>
+            </w:tblGrid>
+            <w:tr>
+              <w:tc>
+                <w:tcPr>
+                  <w:tcW w:type="dxa" w:w="6660"/>
+                  <w:shd w:fill="D5E8F0" w:color="auto" w:val="clear"/>
+                  <w:tcMar>
+                    <w:top w:type="dxa" w:w="60"/>
+                    <w:left w:type="dxa" w:w="120"/>
+                    <w:bottom w:type="dxa" w:w="60"/>
+                    <w:right w:type="dxa" w:w="120"/>
+                  </w:tcMar>
+                  <w:vAlign w:val="top"/>
+                </w:tcPr>
+                <w:p>
+                  <w:pPr>
+                    <w:spacing w:after="40" w:before="0"/>
+                    <w:jc w:val="left"/>
+                  </w:pPr>
+                  <w:r>
+                    <w:rPr>
+                      <w:rFonts w:ascii="Arial" w:cs="Arial" w:eastAsia="Arial" w:hAnsi="Arial"/>
+                      <w:b/>
+                      <w:bCs/>
+                      <w:i w:val="false"/>
+                      <w:iCs w:val="false"/>
+                      <w:color w:val="000000"/>
+                      <w:sz w:val="18"/>
+                      <w:szCs w:val="18"/>
+                    </w:rPr>
+                    <w:t xml:space="preserve">Customer</w:t>
+                  </w:r>
+                </w:p>
+              </w:tc>
+              <w:tc>
+                <w:tcPr>
+                  <w:tcW w:type="dxa" w:w="6660"/>
+                  <w:shd w:fill="D5E8F0" w:color="auto" w:val="clear"/>
+                  <w:tcMar>
+                    <w:top w:type="dxa" w:w="60"/>
+                    <w:left w:type="dxa" w:w="120"/>
+                    <w:bottom w:type="dxa" w:w="60"/>
+                    <w:right w:type="dxa" w:w="120"/>
+                  </w:tcMar>
+                  <w:vAlign w:val="top"/>
+                </w:tcPr>
+                <w:p>
+                  <w:pPr>
+                    <w:spacing w:after="40" w:before="0"/>
+                    <w:jc w:val="left"/>
+                  </w:pPr>
+                  <w:r>
+                    <w:rPr>
+                      <w:rFonts w:ascii="Arial" w:cs="Arial" w:eastAsia="Arial" w:hAnsi="Arial"/>
+                      <w:b/>
+                      <w:bCs/>
+                      <w:i w:val="false"/>
+                      <w:iCs w:val="false"/>
+                      <w:color w:val="000000"/>
+                      <w:sz w:val="18"/>
+                      <w:szCs w:val="18"/>
+                    </w:rPr>
+                    <w:t xml:space="preserve">Central angle θ</w:t>
+                  </w:r>
+                </w:p>
+              </w:tc>
+            </w:tr>
+            <w:tr>
+              <w:tc>
+                <w:tcPr>
+                  <w:tcW w:type="dxa" w:w="6660"/>
+                  <w:shd w:fill="FFFFFF" w:color="auto" w:val="clear"/>
+                  <w:tcMar>
+                    <w:top w:type="dxa" w:w="60"/>
+                    <w:left w:type="dxa" w:w="120"/>
+                    <w:bottom w:type="dxa" w:w="60"/>
+                    <w:right w:type="dxa" w:w="120"/>
+                  </w:tcMar>
+                  <w:vAlign w:val="top"/>
+                </w:tcPr>
+                <w:p>
+                  <w:pPr>
+                    <w:spacing w:after="40" w:before="0"/>
+                    <w:jc w:val="left"/>
+                  </w:pPr>
+                  <w:r>
+                    <w:rPr>
+                      <w:rFonts w:ascii="Arial" w:cs="Arial" w:eastAsia="Arial" w:hAnsi="Arial"/>
+                      <w:b w:val="false"/>
+                      <w:bCs w:val="false"/>
+                      <w:i w:val="false"/>
+                      <w:iCs w:val="false"/>
+                      <w:color w:val="000000"/>
+                      <w:sz w:val="18"/>
+                      <w:szCs w:val="18"/>
+                    </w:rPr>
+                    <w:t xml:space="preserve">A</w:t>
+                  </w:r>
+                </w:p>
+              </w:tc>
+              <w:tc>
+                <w:tcPr>
+                  <w:tcW w:type="dxa" w:w="6660"/>
+                  <w:shd w:fill="FFFFFF" w:color="auto" w:val="clear"/>
+                  <w:tcMar>
+                    <w:top w:type="dxa" w:w="60"/>
+                    <w:left w:type="dxa" w:w="120"/>
+                    <w:bottom w:type="dxa" w:w="60"/>
+                    <w:right w:type="dxa" w:w="120"/>
+                  </w:tcMar>
+                  <w:vAlign w:val="top"/>
+                </w:tcPr>
+                <w:p>
+                  <w:pPr>
+                    <w:spacing w:after="40" w:before="0"/>
+                    <w:jc w:val="left"/>
+                  </w:pPr>
+                  <w:r>
+                    <w:rPr>
+                      <w:rFonts w:ascii="Arial" w:cs="Arial" w:eastAsia="Arial" w:hAnsi="Arial"/>
+                      <w:b w:val="false"/>
+                      <w:bCs w:val="false"/>
+                      <w:i w:val="false"/>
+                      <w:iCs w:val="false"/>
+                      <w:color w:val="000000"/>
+                      <w:sz w:val="18"/>
+                      <w:szCs w:val="18"/>
+                    </w:rPr>
+                    <w:t xml:space="preserve">40°</w:t>
+                  </w:r>
+                </w:p>
+              </w:tc>
+            </w:tr>
+            <w:tr>
+              <w:tc>
+                <w:tcPr>
+                  <w:tcW w:type="dxa" w:w="6660"/>
+                  <w:shd w:fill="FFFFFF" w:color="auto" w:val="clear"/>
+                  <w:tcMar>
+                    <w:top w:type="dxa" w:w="60"/>
+                    <w:left w:type="dxa" w:w="120"/>
+                    <w:bottom w:type="dxa" w:w="60"/>
+                    <w:right w:type="dxa" w:w="120"/>
+                  </w:tcMar>
+                  <w:vAlign w:val="top"/>
+                </w:tcPr>
+                <w:p>
+                  <w:pPr>
+                    <w:spacing w:after="40" w:before="0"/>
+                    <w:jc w:val="left"/>
+                  </w:pPr>
+                  <w:r>
+                    <w:rPr>
+                      <w:rFonts w:ascii="Arial" w:cs="Arial" w:eastAsia="Arial" w:hAnsi="Arial"/>
+                      <w:b w:val="false"/>
+                      <w:bCs w:val="false"/>
+                      <w:i w:val="false"/>
+                      <w:iCs w:val="false"/>
+                      <w:color w:val="000000"/>
+                      <w:sz w:val="18"/>
+                      <w:szCs w:val="18"/>
+                    </w:rPr>
+                    <w:t xml:space="preserve">B</w:t>
+                  </w:r>
+                </w:p>
+              </w:tc>
+              <w:tc>
+                <w:tcPr>
+                  <w:tcW w:type="dxa" w:w="6660"/>
+                  <w:shd w:fill="FFFFFF" w:color="auto" w:val="clear"/>
+                  <w:tcMar>
+                    <w:top w:type="dxa" w:w="60"/>
+                    <w:left w:type="dxa" w:w="120"/>
+                    <w:bottom w:type="dxa" w:w="60"/>
+                    <w:right w:type="dxa" w:w="120"/>
+                  </w:tcMar>
+                  <w:vAlign w:val="top"/>
+                </w:tcPr>
+                <w:p>
+                  <w:pPr>
+                    <w:spacing w:after="40" w:before="0"/>
+                    <w:jc w:val="left"/>
+                  </w:pPr>
+                  <w:r>
+                    <w:rPr>
+                      <w:rFonts w:ascii="Arial" w:cs="Arial" w:eastAsia="Arial" w:hAnsi="Arial"/>
+                      <w:b w:val="false"/>
+                      <w:bCs w:val="false"/>
+                      <w:i w:val="false"/>
+                      <w:iCs w:val="false"/>
+                      <w:color w:val="000000"/>
+                      <w:sz w:val="18"/>
+                      <w:szCs w:val="18"/>
+                    </w:rPr>
+                    <w:t xml:space="preserve">65°</w:t>
+                  </w:r>
+                </w:p>
+              </w:tc>
+            </w:tr>
+            <w:tr>
+              <w:tc>
+                <w:tcPr>
+                  <w:tcW w:type="dxa" w:w="6660"/>
+                  <w:shd w:fill="FFFFFF" w:color="auto" w:val="clear"/>
+                  <w:tcMar>
+                    <w:top w:type="dxa" w:w="60"/>
+                    <w:left w:type="dxa" w:w="120"/>
+                    <w:bottom w:type="dxa" w:w="60"/>
+                    <w:right w:type="dxa" w:w="120"/>
+                  </w:tcMar>
+                  <w:vAlign w:val="top"/>
+                </w:tcPr>
+                <w:p>
+                  <w:pPr>
+                    <w:spacing w:after="40" w:before="0"/>
+                    <w:jc w:val="left"/>
+                  </w:pPr>
+                  <w:r>
+                    <w:rPr>
+                      <w:rFonts w:ascii="Arial" w:cs="Arial" w:eastAsia="Arial" w:hAnsi="Arial"/>
+                      <w:b w:val="false"/>
+                      <w:bCs w:val="false"/>
+                      <w:i w:val="false"/>
+                      <w:iCs w:val="false"/>
+                      <w:color w:val="000000"/>
+                      <w:sz w:val="18"/>
+                      <w:szCs w:val="18"/>
+                    </w:rPr>
+                    <w:t xml:space="preserve">C</w:t>
+                  </w:r>
+                </w:p>
+              </w:tc>
+              <w:tc>
+                <w:tcPr>
+                  <w:tcW w:type="dxa" w:w="6660"/>
+                  <w:shd w:fill="FFFFFF" w:color="auto" w:val="clear"/>
+                  <w:tcMar>
+                    <w:top w:type="dxa" w:w="60"/>
+                    <w:left w:type="dxa" w:w="120"/>
+                    <w:bottom w:type="dxa" w:w="60"/>
+                    <w:right w:type="dxa" w:w="120"/>
+                  </w:tcMar>
+                  <w:vAlign w:val="top"/>
+                </w:tcPr>
+                <w:p>
+                  <w:pPr>
+                    <w:spacing w:after="40" w:before="0"/>
+                    <w:jc w:val="left"/>
+                  </w:pPr>
+                  <w:r>
+                    <w:rPr>
+                      <w:rFonts w:ascii="Arial" w:cs="Arial" w:eastAsia="Arial" w:hAnsi="Arial"/>
+                      <w:b w:val="false"/>
+                      <w:bCs w:val="false"/>
+                      <w:i w:val="false"/>
+                      <w:iCs w:val="false"/>
+                      <w:color w:val="000000"/>
+                      <w:sz w:val="18"/>
+                      <w:szCs w:val="18"/>
+                    </w:rPr>
+                    <w:t xml:space="preserve">90°</w:t>
+                  </w:r>
+                </w:p>
+              </w:tc>
+            </w:tr>
+            <w:tr>
+              <w:tc>
+                <w:tcPr>
+                  <w:tcW w:type="dxa" w:w="6660"/>
+                  <w:shd w:fill="FFFFFF" w:color="auto" w:val="clear"/>
+                  <w:tcMar>
+                    <w:top w:type="dxa" w:w="60"/>
+                    <w:left w:type="dxa" w:w="120"/>
+                    <w:bottom w:type="dxa" w:w="60"/>
+                    <w:right w:type="dxa" w:w="120"/>
+                  </w:tcMar>
+                  <w:vAlign w:val="top"/>
+                </w:tcPr>
+                <w:p>
+                  <w:pPr>
+                    <w:spacing w:after="40" w:before="0"/>
+                    <w:jc w:val="left"/>
+                  </w:pPr>
+                  <w:r>
+                    <w:rPr>
+                      <w:rFonts w:ascii="Arial" w:cs="Arial" w:eastAsia="Arial" w:hAnsi="Arial"/>
+                      <w:b w:val="false"/>
+                      <w:bCs w:val="false"/>
+                      <w:i w:val="false"/>
+                      <w:iCs w:val="false"/>
+                      <w:color w:val="000000"/>
+                      <w:sz w:val="18"/>
+                      <w:szCs w:val="18"/>
+                    </w:rPr>
+                    <w:t xml:space="preserve">D</w:t>
+                  </w:r>
+                </w:p>
+              </w:tc>
+              <w:tc>
+                <w:tcPr>
+                  <w:tcW w:type="dxa" w:w="6660"/>
+                  <w:shd w:fill="FFFFFF" w:color="auto" w:val="clear"/>
+                  <w:tcMar>
+                    <w:top w:type="dxa" w:w="60"/>
+                    <w:left w:type="dxa" w:w="120"/>
+                    <w:bottom w:type="dxa" w:w="60"/>
+                    <w:right w:type="dxa" w:w="120"/>
+                  </w:tcMar>
+                  <w:vAlign w:val="top"/>
+                </w:tcPr>
+                <w:p>
+                  <w:pPr>
+                    <w:spacing w:after="40" w:before="0"/>
+                    <w:jc w:val="left"/>
+                  </w:pPr>
+                  <w:r>
+                    <w:rPr>
+                      <w:rFonts w:ascii="Arial" w:cs="Arial" w:eastAsia="Arial" w:hAnsi="Arial"/>
+                      <w:b w:val="false"/>
+                      <w:bCs w:val="false"/>
+                      <w:i w:val="false"/>
+                      <w:iCs w:val="false"/>
+                      <w:color w:val="000000"/>
+                      <w:sz w:val="18"/>
+                      <w:szCs w:val="18"/>
+                    </w:rPr>
+                    <w:t xml:space="preserve">120°</w:t>
+                  </w:r>
+                </w:p>
+              </w:tc>
+            </w:tr>
+          </w:tbl>
+          <w:p>
+            <w:pPr>
+              <w:spacing w:after="60" w:before="0"/>
               <w:jc w:val="left"/>
             </w:pPr>
             <w:r>
@@ -1519,12 +1500,88 @@
                 <w:sz w:val="18"/>
                 <w:szCs w:val="18"/>
               </w:rPr>
-              <w:t xml:space="preserve">We can calculate the exact area of any wedge-shaped sector using the formula: Area = (θ/360) × πr², where θ is the central angle in degrees and r is the radius of the circle. For a segment, we subtract the triangle: Area = ½r²(θ − sin θ) with θ in radians.</w:t>
-            </w:r>
-          </w:p>
-          <w:p>
-            <w:pPr>
-              <w:spacing w:after="40" w:before="0"/>
+              <w:t xml:space="preserve"/>
+            </w:r>
+          </w:p>
+          <w:p>
+            <w:pPr>
+              <w:spacing w:after="40" w:before="0"/>
+              <w:jc w:val="left"/>
+            </w:pPr>
+            <w:r>
+              <w:rPr>
+                <w:rFonts w:ascii="Arial" w:cs="Arial" w:eastAsia="Arial" w:hAnsi="Arial"/>
+                <w:b/>
+                <w:bCs/>
+                <w:i w:val="false"/>
+                <w:iCs w:val="false"/>
+                <w:color w:val="000000"/>
+                <w:sz w:val="18"/>
+                <w:szCs w:val="18"/>
+              </w:rPr>
+              <w:t xml:space="preserve"/>
+            </w:r>
+          </w:p>
+          <w:p>
+            <w:pPr>
+              <w:spacing w:after="40" w:before="0"/>
+              <w:jc w:val="left"/>
+            </w:pPr>
+            <w:r>
+              <w:rPr>
+                <w:rFonts w:ascii="Arial" w:cs="Arial" w:eastAsia="Arial" w:hAnsi="Arial"/>
+                <w:b/>
+                <w:bCs/>
+                <w:i w:val="false"/>
+                <w:iCs w:val="false"/>
+                <w:color w:val="000000"/>
+                <w:sz w:val="18"/>
+                <w:szCs w:val="18"/>
+              </w:rPr>
+              <w:t xml:space="preserve">(a) Calculate the sector area, the triangle area and the segment area for each customer. Present your results in a table (1 decimal place). </w:t>
+            </w:r>
+          </w:p>
+          <w:p>
+            <w:pPr>
+              <w:spacing w:after="40" w:before="0"/>
+              <w:jc w:val="left"/>
+            </w:pPr>
+            <w:r>
+              <w:rPr>
+                <w:rFonts w:ascii="Arial" w:cs="Arial" w:eastAsia="Arial" w:hAnsi="Arial"/>
+                <w:b/>
+                <w:bCs/>
+                <w:i w:val="false"/>
+                <w:iCs w:val="false"/>
+                <w:color w:val="000000"/>
+                <w:sz w:val="18"/>
+                <w:szCs w:val="18"/>
+              </w:rPr>
+              <w:t xml:space="preserve">(b) Which customer received the largest segment, and which received the smallest? </w:t>
+            </w:r>
+          </w:p>
+          <w:p>
+            <w:pPr>
+              <w:spacing w:after="40" w:before="0"/>
+              <w:jc w:val="left"/>
+            </w:pPr>
+            <w:r>
+              <w:rPr>
+                <w:rFonts w:ascii="Arial" w:cs="Arial" w:eastAsia="Arial" w:hAnsi="Arial"/>
+                <w:b/>
+                <w:bCs/>
+                <w:i w:val="false"/>
+                <w:iCs w:val="false"/>
+                <w:color w:val="000000"/>
+                <w:sz w:val="18"/>
+                <w:szCs w:val="18"/>
+              </w:rPr>
+              <w:t xml:space="preserve">(c) Mama Wanjiku charges the same price for every piece. Write a recommendation to her, based on your calculations, explaining how she could price the pieces fairly.</w:t>
+            </w:r>
+          </w:p>
+          <w:p>
+            <w:pPr>
+              <w:spacing w:after="60" w:before="0"/>
               <w:jc w:val="left"/>
             </w:pPr>
             <w:r>
@@ -1541,6 +1598,24 @@
               <w:t xml:space="preserve"/>
             </w:r>
           </w:p>
+        </w:tc>
+      </w:tr>
+      <w:tr>
+        <w:trPr>
+          <w:trHeight w:val="4200" w:hRule="atLeast"/>
+        </w:trPr>
+        <w:tc>
+          <w:tcPr>
+            <w:tcW w:type="dxa" w:w="13680"/>
+            <w:shd w:fill="FFFFFF" w:color="auto" w:val="clear"/>
+            <w:tcMar>
+              <w:top w:type="dxa" w:w="60"/>
+              <w:left w:type="dxa" w:w="120"/>
+              <w:bottom w:type="dxa" w:w="60"/>
+              <w:right w:type="dxa" w:w="120"/>
+            </w:tcMar>
+            <w:vAlign w:val="top"/>
+          </w:tcPr>
           <w:p>
             <w:pPr>
               <w:spacing w:after="40" w:before="0"/>
@@ -1551,167 +1626,13 @@
                 <w:rFonts w:ascii="Arial" w:cs="Arial" w:eastAsia="Arial" w:hAnsi="Arial"/>
                 <w:b w:val="false"/>
                 <w:bCs w:val="false"/>
-                <w:i w:val="false"/>
-                <w:iCs w:val="false"/>
-                <w:color w:val="000000"/>
-                <w:sz w:val="18"/>
-                <w:szCs w:val="18"/>
-              </w:rPr>
-              <w:t xml:space="preserve">This directly solves the Wakulima Market puzzle. The mama mboga's slices look different because she is cutting at different central angles. Since all slices come from the same melon (same r), the ONLY variable that changes the area is θ.</w:t>
-            </w:r>
-          </w:p>
-          <w:p>
-            <w:pPr>
-              <w:spacing w:after="40" w:before="0"/>
-              <w:jc w:val="left"/>
-            </w:pPr>
-            <w:r>
-              <w:rPr>
-                <w:rFonts w:ascii="Arial" w:cs="Arial" w:eastAsia="Arial" w:hAnsi="Arial"/>
-                <w:b w:val="false"/>
-                <w:bCs w:val="false"/>
-                <w:i w:val="false"/>
-                <w:iCs w:val="false"/>
-                <w:color w:val="000000"/>
-                <w:sz w:val="18"/>
-                <w:szCs w:val="18"/>
-              </w:rPr>
-              <w:t xml:space="preserve"/>
-            </w:r>
-          </w:p>
-          <w:p>
-            <w:pPr>
-              <w:spacing w:after="40" w:before="0"/>
-              <w:jc w:val="left"/>
-            </w:pPr>
-            <w:r>
-              <w:rPr>
-                <w:rFonts w:ascii="Arial" w:cs="Arial" w:eastAsia="Arial" w:hAnsi="Arial"/>
-                <w:b w:val="false"/>
-                <w:bCs w:val="false"/>
-                <w:i w:val="false"/>
-                <w:iCs w:val="false"/>
-                <w:color w:val="000000"/>
-                <w:sz w:val="18"/>
-                <w:szCs w:val="18"/>
-              </w:rPr>
-              <w:t xml:space="preserve">Proof with numbers (r = 21 cm):</w:t>
-            </w:r>
-          </w:p>
-          <w:p>
-            <w:pPr>
-              <w:spacing w:after="30" w:before="0"/>
-              <w:ind w:left="360" w:hanging="180"/>
-              <w:jc w:val="left"/>
-            </w:pPr>
-            <w:r>
-              <w:rPr>
-                <w:rFonts w:ascii="Arial" w:cs="Arial" w:eastAsia="Arial" w:hAnsi="Arial"/>
-                <w:b w:val="false"/>
-                <w:bCs w:val="false"/>
-                <w:i w:val="false"/>
-                <w:iCs w:val="false"/>
-                <w:color w:val="000000"/>
-                <w:sz w:val="18"/>
-                <w:szCs w:val="18"/>
-              </w:rPr>
-              <w:t xml:space="preserve">–  Slice A: θ = 40° → Area = (40/360) × π × 441 = 49π ≈ 153.9 cm²</w:t>
-            </w:r>
-          </w:p>
-          <w:p>
-            <w:pPr>
-              <w:spacing w:after="30" w:before="0"/>
-              <w:ind w:left="360" w:hanging="180"/>
-              <w:jc w:val="left"/>
-            </w:pPr>
-            <w:r>
-              <w:rPr>
-                <w:rFonts w:ascii="Arial" w:cs="Arial" w:eastAsia="Arial" w:hAnsi="Arial"/>
-                <w:b w:val="false"/>
-                <w:bCs w:val="false"/>
-                <w:i w:val="false"/>
-                <w:iCs w:val="false"/>
-                <w:color w:val="000000"/>
-                <w:sz w:val="18"/>
-                <w:szCs w:val="18"/>
-              </w:rPr>
-              <w:t xml:space="preserve">–  Slice B: θ = 80° → Area = (80/360) × π × 441 = 98π ≈ 307.9 cm²</w:t>
-            </w:r>
-          </w:p>
-          <w:p>
-            <w:pPr>
-              <w:spacing w:after="40" w:before="0"/>
-              <w:jc w:val="left"/>
-            </w:pPr>
-            <w:r>
-              <w:rPr>
-                <w:rFonts w:ascii="Arial" w:cs="Arial" w:eastAsia="Arial" w:hAnsi="Arial"/>
-                <w:b w:val="false"/>
-                <w:bCs w:val="false"/>
-                <w:i w:val="false"/>
-                <w:iCs w:val="false"/>
-                <w:color w:val="000000"/>
-                <w:sz w:val="18"/>
-                <w:szCs w:val="18"/>
-              </w:rPr>
-              <w:t xml:space="preserve"/>
-            </w:r>
-          </w:p>
-          <w:p>
-            <w:pPr>
-              <w:spacing w:after="40" w:before="0"/>
-              <w:jc w:val="left"/>
-            </w:pPr>
-            <w:r>
-              <w:rPr>
-                <w:rFonts w:ascii="Arial" w:cs="Arial" w:eastAsia="Arial" w:hAnsi="Arial"/>
-                <w:b w:val="false"/>
-                <w:bCs w:val="false"/>
-                <w:i w:val="false"/>
-                <w:iCs w:val="false"/>
-                <w:color w:val="000000"/>
-                <w:sz w:val="18"/>
-                <w:szCs w:val="18"/>
-              </w:rPr>
-              <w:t xml:space="preserve">Slice B is exactly TWICE the size of Slice A, even though both come from the same melon. Doubling the angle doubles the area — they are directly proportional.</w:t>
-            </w:r>
-          </w:p>
-          <w:p>
-            <w:pPr>
-              <w:spacing w:after="40" w:before="0"/>
-              <w:jc w:val="left"/>
-            </w:pPr>
-            <w:r>
-              <w:rPr>
-                <w:rFonts w:ascii="Arial" w:cs="Arial" w:eastAsia="Arial" w:hAnsi="Arial"/>
-                <w:b w:val="false"/>
-                <w:bCs w:val="false"/>
-                <w:i w:val="false"/>
-                <w:iCs w:val="false"/>
-                <w:color w:val="000000"/>
-                <w:sz w:val="18"/>
-                <w:szCs w:val="18"/>
-              </w:rPr>
-              <w:t xml:space="preserve"/>
-            </w:r>
-          </w:p>
-          <w:p>
-            <w:pPr>
-              <w:spacing w:after="40" w:before="0"/>
-              <w:jc w:val="left"/>
-            </w:pPr>
-            <w:r>
-              <w:rPr>
-                <w:rFonts w:ascii="Arial" w:cs="Arial" w:eastAsia="Arial" w:hAnsi="Arial"/>
-                <w:b w:val="false"/>
-                <w:bCs w:val="false"/>
-                <w:i w:val="false"/>
-                <w:iCs w:val="false"/>
-                <w:color w:val="000000"/>
-                <w:sz w:val="18"/>
-                <w:szCs w:val="18"/>
-              </w:rPr>
-              <w:t xml:space="preserve">For a truly fair share: if the melon has a full angle of 360° and the mama mboga wants to give n customers equal slices, each slice must have a central angle of (360° ÷ n). For 8 customers: 360° ÷ 8 = 45° per slice. Each slice would have area = (45/360) × π × 21² = (1/8) × 441π ≈ 173.2 cm². Mathematics gives the mama mboga — and every customer — a guarantee of fairness.</w:t>
+                <w:i/>
+                <w:iCs/>
+                <w:color w:val="808080"/>
+                <w:sz w:val="18"/>
+                <w:szCs w:val="18"/>
+              </w:rPr>
+              <w:t xml:space="preserve">Write your answer here:</w:t>
             </w:r>
           </w:p>
         </w:tc>
@@ -1739,14 +1660,12 @@
         <w:tblLayout w:type="fixed"/>
       </w:tblPr>
       <w:tblGrid>
-        <w:gridCol w:w="3000"/>
-        <w:gridCol w:w="10680"/>
+        <w:gridCol w:w="13680"/>
       </w:tblGrid>
       <w:tr>
         <w:tc>
           <w:tcPr>
             <w:tcW w:type="dxa" w:w="13680"/>
-            <w:gridSpan w:val="2"/>
             <w:shd w:fill="1F3864" w:color="auto" w:val="clear"/>
             <w:tcMar>
               <w:top w:type="dxa" w:w="60"/>
@@ -1772,7 +1691,7 @@
                 <w:sz w:val="22"/>
                 <w:szCs w:val="22"/>
               </w:rPr>
-              <w:t xml:space="preserve">Section 5: Extend to Design and Real-Life Applications</w:t>
+              <w:t xml:space="preserve">Part 5: Using area of part of a circle in real life</w:t>
             </w:r>
           </w:p>
         </w:tc>
@@ -1780,7 +1699,7 @@
       <w:tr>
         <w:tc>
           <w:tcPr>
-            <w:tcW w:type="dxa" w:w="3000"/>
+            <w:tcW w:type="dxa" w:w="13680"/>
             <w:shd w:fill="D9EEF1" w:color="auto" w:val="clear"/>
             <w:tcMar>
               <w:top w:type="dxa" w:w="60"/>
@@ -1806,13 +1725,75 @@
                 <w:sz w:val="18"/>
                 <w:szCs w:val="18"/>
               </w:rPr>
-              <w:t xml:space="preserve">Go beyond the market. Describe at least TWO other real-life situations in Kenya where calculating the area of a sector or segment is genuinely useful. For each situation, identify the shape (sector or segment?), state what r and θ represent in that context, and explain what the calculated area tells us. Then reflect: What is the most important mathematical idea you are taking away from this unit, and how has it changed the way you think about curved shapes in the world around you?</w:t>
-            </w:r>
-          </w:p>
-        </w:tc>
-        <w:tc>
-          <w:tcPr>
-            <w:tcW w:type="dxa" w:w="10680"/>
+              <w:t xml:space="preserve">The KICD key inquiry question asks: Where do we use area of part of a circle in real life?</w:t>
+            </w:r>
+          </w:p>
+          <w:p>
+            <w:pPr>
+              <w:spacing w:after="40" w:before="0"/>
+              <w:jc w:val="left"/>
+            </w:pPr>
+            <w:r>
+              <w:rPr>
+                <w:rFonts w:ascii="Arial" w:cs="Arial" w:eastAsia="Arial" w:hAnsi="Arial"/>
+                <w:b/>
+                <w:bCs/>
+                <w:i w:val="false"/>
+                <w:iCs w:val="false"/>
+                <w:color w:val="000000"/>
+                <w:sz w:val="18"/>
+                <w:szCs w:val="18"/>
+              </w:rPr>
+              <w:t xml:space="preserve">(a) A centre-pivot irrigation arm in Naivasha has radius 80 m and sweeps through an angle of 270°. Calculate the area watered, in m² to the nearest whole number, and then in hectares (1 hectare = 10 000 m²) to 2 decimal places. </w:t>
+            </w:r>
+          </w:p>
+          <w:p>
+            <w:pPr>
+              <w:spacing w:after="40" w:before="0"/>
+              <w:jc w:val="left"/>
+            </w:pPr>
+            <w:r>
+              <w:rPr>
+                <w:rFonts w:ascii="Arial" w:cs="Arial" w:eastAsia="Arial" w:hAnsi="Arial"/>
+                <w:b/>
+                <w:bCs/>
+                <w:i w:val="false"/>
+                <w:iCs w:val="false"/>
+                <w:color w:val="000000"/>
+                <w:sz w:val="18"/>
+                <w:szCs w:val="18"/>
+              </w:rPr>
+              <w:t xml:space="preserve">(b) Give one other real-life situation in Kenya where you would calculate the area of a sector or a segment, and say which formula you would use. </w:t>
+            </w:r>
+          </w:p>
+          <w:p>
+            <w:pPr>
+              <w:spacing w:after="40" w:before="0"/>
+              <w:jc w:val="left"/>
+            </w:pPr>
+            <w:r>
+              <w:rPr>
+                <w:rFonts w:ascii="Arial" w:cs="Arial" w:eastAsia="Arial" w:hAnsi="Arial"/>
+                <w:b/>
+                <w:bCs/>
+                <w:i w:val="false"/>
+                <w:iCs w:val="false"/>
+                <w:color w:val="000000"/>
+                <w:sz w:val="18"/>
+                <w:szCs w:val="18"/>
+              </w:rPr>
+              <w:t xml:space="preserve">(c) Describe how your thinking about the driving question has changed since the first lesson, when you drew your first model of the watermelon wedge. Name at least two ideas you added to your model.</w:t>
+            </w:r>
+          </w:p>
+        </w:tc>
+      </w:tr>
+      <w:tr>
+        <w:trPr>
+          <w:trHeight w:val="4200" w:hRule="atLeast"/>
+        </w:trPr>
+        <w:tc>
+          <w:tcPr>
+            <w:tcW w:type="dxa" w:w="13680"/>
             <w:shd w:fill="FFFFFF" w:color="auto" w:val="clear"/>
             <w:tcMar>
               <w:top w:type="dxa" w:w="60"/>
@@ -1832,146 +1813,13 @@
                 <w:rFonts w:ascii="Arial" w:cs="Arial" w:eastAsia="Arial" w:hAnsi="Arial"/>
                 <w:b w:val="false"/>
                 <w:bCs w:val="false"/>
-                <w:i w:val="false"/>
-                <w:iCs w:val="false"/>
-                <w:color w:val="000000"/>
-                <w:sz w:val="18"/>
-                <w:szCs w:val="18"/>
-              </w:rPr>
-              <w:t xml:space="preserve">Application 1 — Irrigation Pivot Farming in the Rift Valley:</w:t>
-            </w:r>
-          </w:p>
-          <w:p>
-            <w:pPr>
-              <w:spacing w:after="40" w:before="0"/>
-              <w:jc w:val="left"/>
-            </w:pPr>
-            <w:r>
-              <w:rPr>
-                <w:rFonts w:ascii="Arial" w:cs="Arial" w:eastAsia="Arial" w:hAnsi="Arial"/>
-                <w:b w:val="false"/>
-                <w:bCs w:val="false"/>
-                <w:i w:val="false"/>
-                <w:iCs w:val="false"/>
-                <w:color w:val="000000"/>
-                <w:sz w:val="18"/>
-                <w:szCs w:val="18"/>
-              </w:rPr>
-              <w:t xml:space="preserve">In large-scale farms near Nakuru, centre-pivot irrigation systems rotate around a fixed water source and spray water in a circular arc. If a pivot arm of length 80 m rotates through an angle of 120°, the irrigated area is a sector: Area = (120/360) × π × 80² = (1/3) × π × 6400 ≈ 6702 m². A farmer needs this calculation to know how many bags of fertiliser to apply and whether the water supply is sufficient for that exact area of crops.</w:t>
-            </w:r>
-          </w:p>
-          <w:p>
-            <w:pPr>
-              <w:spacing w:after="40" w:before="0"/>
-              <w:jc w:val="left"/>
-            </w:pPr>
-            <w:r>
-              <w:rPr>
-                <w:rFonts w:ascii="Arial" w:cs="Arial" w:eastAsia="Arial" w:hAnsi="Arial"/>
-                <w:b w:val="false"/>
-                <w:bCs w:val="false"/>
-                <w:i w:val="false"/>
-                <w:iCs w:val="false"/>
-                <w:color w:val="000000"/>
-                <w:sz w:val="18"/>
-                <w:szCs w:val="18"/>
-              </w:rPr>
-              <w:t xml:space="preserve"/>
-            </w:r>
-          </w:p>
-          <w:p>
-            <w:pPr>
-              <w:spacing w:after="40" w:before="0"/>
-              <w:jc w:val="left"/>
-            </w:pPr>
-            <w:r>
-              <w:rPr>
-                <w:rFonts w:ascii="Arial" w:cs="Arial" w:eastAsia="Arial" w:hAnsi="Arial"/>
-                <w:b w:val="false"/>
-                <w:bCs w:val="false"/>
-                <w:i w:val="false"/>
-                <w:iCs w:val="false"/>
-                <w:color w:val="000000"/>
-                <w:sz w:val="18"/>
-                <w:szCs w:val="18"/>
-              </w:rPr>
-              <w:t xml:space="preserve">Application 2 — Designing a Kenyan Craft Fan or Kikoy Pattern:</w:t>
-            </w:r>
-          </w:p>
-          <w:p>
-            <w:pPr>
-              <w:spacing w:after="40" w:before="0"/>
-              <w:jc w:val="left"/>
-            </w:pPr>
-            <w:r>
-              <w:rPr>
-                <w:rFonts w:ascii="Arial" w:cs="Arial" w:eastAsia="Arial" w:hAnsi="Arial"/>
-                <w:b w:val="false"/>
-                <w:bCs w:val="false"/>
-                <w:i w:val="false"/>
-                <w:iCs w:val="false"/>
-                <w:color w:val="000000"/>
-                <w:sz w:val="18"/>
-                <w:szCs w:val="18"/>
-              </w:rPr>
-              <w:t xml:space="preserve">Artisans in Mombasa and Kisumu design decorative fans and woven kikoy borders using repeating sector and segment patterns. A designer creating a fan that opens to 150° with a radius of 30 cm needs the sector area to estimate fabric cost: Area = (150/360) × π × 30² ≈ 1178.1 cm². Accurate costing depends on this calculation.</w:t>
-            </w:r>
-          </w:p>
-          <w:p>
-            <w:pPr>
-              <w:spacing w:after="40" w:before="0"/>
-              <w:jc w:val="left"/>
-            </w:pPr>
-            <w:r>
-              <w:rPr>
-                <w:rFonts w:ascii="Arial" w:cs="Arial" w:eastAsia="Arial" w:hAnsi="Arial"/>
-                <w:b w:val="false"/>
-                <w:bCs w:val="false"/>
-                <w:i w:val="false"/>
-                <w:iCs w:val="false"/>
-                <w:color w:val="000000"/>
-                <w:sz w:val="18"/>
-                <w:szCs w:val="18"/>
-              </w:rPr>
-              <w:t xml:space="preserve"/>
-            </w:r>
-          </w:p>
-          <w:p>
-            <w:pPr>
-              <w:spacing w:after="40" w:before="0"/>
-              <w:jc w:val="left"/>
-            </w:pPr>
-            <w:r>
-              <w:rPr>
-                <w:rFonts w:ascii="Arial" w:cs="Arial" w:eastAsia="Arial" w:hAnsi="Arial"/>
-                <w:b w:val="false"/>
-                <w:bCs w:val="false"/>
-                <w:i w:val="false"/>
-                <w:iCs w:val="false"/>
-                <w:color w:val="000000"/>
-                <w:sz w:val="18"/>
-                <w:szCs w:val="18"/>
-              </w:rPr>
-              <w:t xml:space="preserve">Reflection:</w:t>
-            </w:r>
-          </w:p>
-          <w:p>
-            <w:pPr>
-              <w:spacing w:after="40" w:before="0"/>
-              <w:jc w:val="left"/>
-            </w:pPr>
-            <w:r>
-              <w:rPr>
-                <w:rFonts w:ascii="Arial" w:cs="Arial" w:eastAsia="Arial" w:hAnsi="Arial"/>
-                <w:b w:val="false"/>
-                <w:bCs w:val="false"/>
-                <w:i w:val="false"/>
-                <w:iCs w:val="false"/>
-                <w:color w:val="000000"/>
-                <w:sz w:val="18"/>
-                <w:szCs w:val="18"/>
-              </w:rPr>
-              <w:t xml:space="preserve">The most important idea from this unit is that area is proportional to angle when the radius stays fixed. Before this unit, curved boundaries felt impossible to measure exactly. Now I understand that a circle is just a shape whose parts can be unlocked by treating the central angle as a fraction of the whole 360°. Every arc, every wedge, every segment becomes calculable — and that makes the curved world around us just as measurable as the straight-edged world we started with.</w:t>
+                <w:i/>
+                <w:iCs/>
+                <w:color w:val="808080"/>
+                <w:sz w:val="18"/>
+                <w:szCs w:val="18"/>
+              </w:rPr>
+              <w:t xml:space="preserve">Write your answer here:</w:t>
             </w:r>
           </w:p>
         </w:tc>
@@ -2198,7 +2046,7 @@
                 <w:sz w:val="18"/>
                 <w:szCs w:val="18"/>
               </w:rPr>
-              <w:t xml:space="preserve">Phenomenon Connection</w:t>
+              <w:t xml:space="preserve">Understanding of how angle and radius control area</w:t>
             </w:r>
           </w:p>
         </w:tc>
@@ -2230,7 +2078,7 @@
                 <w:sz w:val="18"/>
                 <w:szCs w:val="18"/>
               </w:rPr>
-              <w:t xml:space="preserve">The student consistently and explicitly connects every section of their explanation back to the Wakulima Market watermelon phenomenon. The real-world puzzle is used as a thread that runs through the entire response, not just the introduction.</w:t>
+              <w:t xml:space="preserve">Clearly explains that sector area is proportional to the central angle and to r², using correct comparisons from the data (such as 30° versus 180°) and the anchoring watermelon context.</w:t>
             </w:r>
           </w:p>
         </w:tc>
@@ -2262,7 +2110,7 @@
                 <w:sz w:val="18"/>
                 <w:szCs w:val="18"/>
               </w:rPr>
-              <w:t xml:space="preserve">The student connects most sections to the watermelon phenomenon. The link is clear in the introduction and conclusion but may be absent from one or two middle sections.</w:t>
+              <w:t xml:space="preserve">States that angle and radius both affect area and gives a mostly correct comparison, but explanation of proportionality or the r² effect is incomplete.</w:t>
             </w:r>
           </w:p>
         </w:tc>
@@ -2294,7 +2142,7 @@
                 <w:sz w:val="18"/>
                 <w:szCs w:val="18"/>
               </w:rPr>
-              <w:t xml:space="preserve">The student mentions the phenomenon briefly in the introduction but then writes about mathematics in abstract terms without returning to the real-world context.</w:t>
+              <w:t xml:space="preserve">Says only that bigger pieces have bigger area, or relies on the look of the pieces without mentioning angle and radius.</w:t>
             </w:r>
           </w:p>
         </w:tc>
@@ -2328,7 +2176,7 @@
                 <w:sz w:val="18"/>
                 <w:szCs w:val="18"/>
               </w:rPr>
-              <w:t xml:space="preserve">Conceptual Accuracy – Sectors and Segments</w:t>
+              <w:t xml:space="preserve">Correct use of the sector and segment formulas</w:t>
             </w:r>
           </w:p>
         </w:tc>
@@ -2360,7 +2208,7 @@
                 <w:sz w:val="18"/>
                 <w:szCs w:val="18"/>
               </w:rPr>
-              <w:t xml:space="preserve">Sector and segment are defined precisely and correctly, with labelled diagrams. The student clearly distinguishes between the two shapes (e.g., sector includes the centre; segment does not) and correctly identifies which formula applies to which shape.</w:t>
+              <w:t xml:space="preserve">Writes both formulas correctly, explains where each part comes from (fraction θ/360 of the circle; sector minus triangle), and substitutes accurately with units.</w:t>
             </w:r>
           </w:p>
         </w:tc>
@@ -2392,7 +2240,7 @@
                 <w:sz w:val="18"/>
                 <w:szCs w:val="18"/>
               </w:rPr>
-              <w:t xml:space="preserve">Sector and segment are defined correctly and the formulas are applied correctly, but the distinction between the two shapes may not be stated explicitly or diagrams may be missing or unlabelled.</w:t>
+              <w:t xml:space="preserve">Uses both formulas with only minor slips in substitution, rounding or units, and gives partial reasoning for where they come from.</w:t>
             </w:r>
           </w:p>
         </w:tc>
@@ -2424,7 +2272,7 @@
                 <w:sz w:val="18"/>
                 <w:szCs w:val="18"/>
               </w:rPr>
-              <w:t xml:space="preserve">The student confuses sector and segment, or applies the segment formula where the sector formula is needed (or vice versa). Definitions are vague or missing.</w:t>
+              <w:t xml:space="preserve">Confuses sector and segment, omits the triangle subtraction, or makes major errors in substitution.</w:t>
             </w:r>
           </w:p>
         </w:tc>
@@ -2458,7 +2306,7 @@
                 <w:sz w:val="18"/>
                 <w:szCs w:val="18"/>
               </w:rPr>
-              <w:t xml:space="preserve">Derivation and Formula Use</w:t>
+              <w:t xml:space="preserve">Accuracy of calculations and presentation of data</w:t>
             </w:r>
           </w:p>
         </w:tc>
@@ -2490,7 +2338,7 @@
                 <w:sz w:val="18"/>
                 <w:szCs w:val="18"/>
               </w:rPr>
-              <w:t xml:space="preserve">The student clearly derives the sector area formula from the full circle formula by reasoning about proportional fractions of 360° (or 2π radians). Both degree and radian forms are stated. All worked calculations are correct, fully shown step by step, and include correct units (cm²).</w:t>
+              <w:t xml:space="preserve">All sector, triangle and segment areas are correct, set out in a clear table with working and units, and the largest and smallest pieces are identified correctly.</w:t>
             </w:r>
           </w:p>
         </w:tc>
@@ -2522,7 +2370,7 @@
                 <w:sz w:val="18"/>
                 <w:szCs w:val="18"/>
               </w:rPr>
-              <w:t xml:space="preserve">The student states the formula correctly and shows most working steps. The derivation may be partially explained rather than fully developed. Minor arithmetic errors may appear but do not affect the overall logic.</w:t>
+              <w:t xml:space="preserve">Most calculations are correct and clearly set out, with one or two small errors that do not change the conclusions.</w:t>
             </w:r>
           </w:p>
         </w:tc>
@@ -2554,7 +2402,7 @@
                 <w:sz w:val="18"/>
                 <w:szCs w:val="18"/>
               </w:rPr>
-              <w:t xml:space="preserve">The student states the formula without derivation or explanation. Key steps are missing from working, or there are significant arithmetic errors. Units may be missing or incorrect.</w:t>
+              <w:t xml:space="preserve">Several calculation errors, missing working or units, or a table that is incomplete or inconsistent.</w:t>
             </w:r>
           </w:p>
         </w:tc>
@@ -2588,7 +2436,7 @@
                 <w:sz w:val="18"/>
                 <w:szCs w:val="18"/>
               </w:rPr>
-              <w:t xml:space="preserve">Answering the Driving Question</w:t>
+              <w:t xml:space="preserve">Fair-share verdict and real-life application</w:t>
             </w:r>
           </w:p>
         </w:tc>
@@ -2620,7 +2468,7 @@
                 <w:sz w:val="18"/>
                 <w:szCs w:val="18"/>
               </w:rPr>
-              <w:t xml:space="preserve">The student answers the driving question directly, completely, and with mathematical evidence. They show with at least one calculation that changing the angle changes the area proportionally, and they explain exactly what the mama mboga must do to ensure fair sharing. The answer is logically structured and mathematically convincing.</w:t>
+              <w:t xml:space="preserve">Gives a clear, evidence-based recommendation to Mama Wanjiku using the calculated areas, and applies the formulas correctly to another Kenyan context such as irrigation.</w:t>
             </w:r>
           </w:p>
         </w:tc>
@@ -2652,7 +2500,7 @@
                 <w:sz w:val="18"/>
                 <w:szCs w:val="18"/>
               </w:rPr>
-              <w:t xml:space="preserve">The student answers the driving question and provides a calculation showing that angle affects area. The fair-sharing solution is identified but may not be fully developed mathematically (e.g., formula given but not applied to a specific number of customers).</w:t>
+              <w:t xml:space="preserve">Gives a reasonable recommendation and a correct real-life example, though links to the calculated evidence are limited.</w:t>
             </w:r>
           </w:p>
         </w:tc>
@@ -2684,7 +2532,7 @@
                 <w:sz w:val="18"/>
                 <w:szCs w:val="18"/>
               </w:rPr>
-              <w:t xml:space="preserve">The student attempts to answer the driving question but the response is vague, incomplete, or not supported by correct mathematical working. The connection between central angle and area may be stated without evidence.</w:t>
+              <w:t xml:space="preserve">Recommendation is vague or not supported by calculations, and the real-life example is missing or incorrect.</w:t>
             </w:r>
           </w:p>
         </w:tc>
@@ -2718,7 +2566,7 @@
                 <w:sz w:val="18"/>
                 <w:szCs w:val="18"/>
               </w:rPr>
-              <w:t xml:space="preserve">Real-Life Extension and Mathematical Reflection</w:t>
+              <w:t xml:space="preserve">Reflection on model revision</w:t>
             </w:r>
           </w:p>
         </w:tc>
@@ -2750,7 +2598,7 @@
                 <w:sz w:val="18"/>
                 <w:szCs w:val="18"/>
               </w:rPr>
-              <w:t xml:space="preserve">The student identifies two or more distinct, realistic Kenyan applications (beyond the watermelon), correctly identifies r and θ in each context, performs accurate area calculations, and writes a thoughtful reflection that articulates a transferable mathematical insight about proportionality and curved shapes.</w:t>
+              <w:t xml:space="preserve">Describes specific changes from the Lesson 1 model to the final model, naming at least two new ideas and linking them to the driving question.</w:t>
             </w:r>
           </w:p>
         </w:tc>
@@ -2782,7 +2630,7 @@
                 <w:sz w:val="18"/>
                 <w:szCs w:val="18"/>
               </w:rPr>
-              <w:t xml:space="preserve">The student identifies two Kenyan applications and performs calculations, but one application may be weakly contextualised or the reflection may be superficial (e.g., 'I learned the formula for a sector').</w:t>
+              <w:t xml:space="preserve">Mentions at least one idea added to the model with some link to the driving question.</w:t>
             </w:r>
           </w:p>
         </w:tc>
@@ -2814,7 +2662,7 @@
                 <w:sz w:val="18"/>
                 <w:szCs w:val="18"/>
               </w:rPr>
-              <w:t xml:space="preserve">The student identifies only one application or the applications given are not distinctly Kenyan or realistic. Calculations may be missing or incorrect. The reflection restates what was done rather than identifying a transferable mathematical idea.</w:t>
+              <w:t xml:space="preserve">Gives a general statement of learning without naming specific changes to the model.</w:t>
             </w:r>
           </w:p>
         </w:tc>
@@ -2938,7 +2786,7 @@
         </w:rPr>
         <w:t xml:space="preserve">© 2026 SeaVuria and ARES. This work is licensed under a </w:t>
       </w:r>
-      <w:hyperlink w:history="1" r:id="rIdasvtc3o5g2tzwj-weejcs">
+      <w:hyperlink w:history="1" r:id="rIdw0xppitndw0o3iul6lrao">
         <w:r>
           <w:rPr>
             <w:rFonts w:ascii="Arial" w:cs="Arial" w:eastAsia="Arial" w:hAnsi="Arial"/>
@@ -2958,7 +2806,7 @@
         </w:rPr>
         <w:t xml:space="preserve"> (</w:t>
       </w:r>
-      <w:hyperlink w:history="1" r:id="rIdov4thsw91kglelyzpuezu">
+      <w:hyperlink w:history="1" r:id="rIdlofotd0bun-cjukxgphpt">
         <w:r>
           <w:rPr>
             <w:rFonts w:ascii="Arial" w:cs="Arial" w:eastAsia="Arial" w:hAnsi="Arial"/>
@@ -2978,7 +2826,7 @@
         </w:rPr>
         <w:t xml:space="preserve">). To view a copy of this license, visit </w:t>
       </w:r>
-      <w:hyperlink w:history="1" r:id="rIduneb3bha1uiokiwsxckjj">
+      <w:hyperlink w:history="1" r:id="rId4_vdr9oz8nudd7t0eakk1">
         <w:r>
           <w:rPr>
             <w:rFonts w:ascii="Arial" w:cs="Arial" w:eastAsia="Arial" w:hAnsi="Arial"/>

--- a/data/outputs/v2/Essential_Mathematics/SS2.5_Area_of_Part_of_a_Circle/Essential_Mathematics_Area_of_Part_of_a_Circle_FinalExplanation.docx
+++ b/data/outputs/v2/Essential_Mathematics/SS2.5_Area_of_Part_of_a_Circle/Essential_Mathematics_Area_of_Part_of_a_Circle_FinalExplanation.docx
@@ -2786,7 +2786,7 @@
         </w:rPr>
         <w:t xml:space="preserve">© 2026 SeaVuria and ARES. This work is licensed under a </w:t>
       </w:r>
-      <w:hyperlink w:history="1" r:id="rIdw0xppitndw0o3iul6lrao">
+      <w:hyperlink w:history="1" r:id="rIda0pj0ubz1nhjkigvam0y6">
         <w:r>
           <w:rPr>
             <w:rFonts w:ascii="Arial" w:cs="Arial" w:eastAsia="Arial" w:hAnsi="Arial"/>
@@ -2806,7 +2806,7 @@
         </w:rPr>
         <w:t xml:space="preserve"> (</w:t>
       </w:r>
-      <w:hyperlink w:history="1" r:id="rIdlofotd0bun-cjukxgphpt">
+      <w:hyperlink w:history="1" r:id="rIdrc8ltfqg4cobbdsn_mods">
         <w:r>
           <w:rPr>
             <w:rFonts w:ascii="Arial" w:cs="Arial" w:eastAsia="Arial" w:hAnsi="Arial"/>
@@ -2826,7 +2826,7 @@
         </w:rPr>
         <w:t xml:space="preserve">). To view a copy of this license, visit </w:t>
       </w:r>
-      <w:hyperlink w:history="1" r:id="rId4_vdr9oz8nudd7t0eakk1">
+      <w:hyperlink w:history="1" r:id="rIda44bddnzpyx2-i17jx2cw">
         <w:r>
           <w:rPr>
             <w:rFonts w:ascii="Arial" w:cs="Arial" w:eastAsia="Arial" w:hAnsi="Arial"/>

--- a/data/outputs/v2/Essential_Mathematics/SS2.5_Area_of_Part_of_a_Circle/Essential_Mathematics_Area_of_Part_of_a_Circle_FinalExplanation.docx
+++ b/data/outputs/v2/Essential_Mathematics/SS2.5_Area_of_Part_of_a_Circle/Essential_Mathematics_Area_of_Part_of_a_Circle_FinalExplanation.docx
@@ -2786,7 +2786,7 @@
         </w:rPr>
         <w:t xml:space="preserve">© 2026 SeaVuria and ARES. This work is licensed under a </w:t>
       </w:r>
-      <w:hyperlink w:history="1" r:id="rIda0pj0ubz1nhjkigvam0y6">
+      <w:hyperlink w:history="1" r:id="rIdhwqjayjv9l7copvbxr59i">
         <w:r>
           <w:rPr>
             <w:rFonts w:ascii="Arial" w:cs="Arial" w:eastAsia="Arial" w:hAnsi="Arial"/>
@@ -2806,7 +2806,7 @@
         </w:rPr>
         <w:t xml:space="preserve"> (</w:t>
       </w:r>
-      <w:hyperlink w:history="1" r:id="rIdrc8ltfqg4cobbdsn_mods">
+      <w:hyperlink w:history="1" r:id="rId2rafev2kpdhhchjbhjs8j">
         <w:r>
           <w:rPr>
             <w:rFonts w:ascii="Arial" w:cs="Arial" w:eastAsia="Arial" w:hAnsi="Arial"/>
@@ -2826,7 +2826,7 @@
         </w:rPr>
         <w:t xml:space="preserve">). To view a copy of this license, visit </w:t>
       </w:r>
-      <w:hyperlink w:history="1" r:id="rIda44bddnzpyx2-i17jx2cw">
+      <w:hyperlink w:history="1" r:id="rIdnvqw7ottidsr3pgvdicl-">
         <w:r>
           <w:rPr>
             <w:rFonts w:ascii="Arial" w:cs="Arial" w:eastAsia="Arial" w:hAnsi="Arial"/>

--- a/data/outputs/v2/Essential_Mathematics/SS2.5_Area_of_Part_of_a_Circle/Essential_Mathematics_Area_of_Part_of_a_Circle_FinalExplanation.docx
+++ b/data/outputs/v2/Essential_Mathematics/SS2.5_Area_of_Part_of_a_Circle/Essential_Mathematics_Area_of_Part_of_a_Circle_FinalExplanation.docx
@@ -2786,7 +2786,7 @@
         </w:rPr>
         <w:t xml:space="preserve">© 2026 SeaVuria and ARES. This work is licensed under a </w:t>
       </w:r>
-      <w:hyperlink w:history="1" r:id="rIdhwqjayjv9l7copvbxr59i">
+      <w:hyperlink w:history="1" r:id="rIdl79ej0t32hz7ma5ioz2m-">
         <w:r>
           <w:rPr>
             <w:rFonts w:ascii="Arial" w:cs="Arial" w:eastAsia="Arial" w:hAnsi="Arial"/>
@@ -2806,7 +2806,7 @@
         </w:rPr>
         <w:t xml:space="preserve"> (</w:t>
       </w:r>
-      <w:hyperlink w:history="1" r:id="rId2rafev2kpdhhchjbhjs8j">
+      <w:hyperlink w:history="1" r:id="rIdn3o09fyhda5k9r_eo1j1b">
         <w:r>
           <w:rPr>
             <w:rFonts w:ascii="Arial" w:cs="Arial" w:eastAsia="Arial" w:hAnsi="Arial"/>
@@ -2826,7 +2826,7 @@
         </w:rPr>
         <w:t xml:space="preserve">). To view a copy of this license, visit </w:t>
       </w:r>
-      <w:hyperlink w:history="1" r:id="rIdnvqw7ottidsr3pgvdicl-">
+      <w:hyperlink w:history="1" r:id="rId5hvc28n1w4hk6vbn9--xb">
         <w:r>
           <w:rPr>
             <w:rFonts w:ascii="Arial" w:cs="Arial" w:eastAsia="Arial" w:hAnsi="Arial"/>

--- a/data/outputs/v2/Essential_Mathematics/SS2.5_Area_of_Part_of_a_Circle/Essential_Mathematics_Area_of_Part_of_a_Circle_FinalExplanation.docx
+++ b/data/outputs/v2/Essential_Mathematics/SS2.5_Area_of_Part_of_a_Circle/Essential_Mathematics_Area_of_Part_of_a_Circle_FinalExplanation.docx
@@ -2786,7 +2786,7 @@
         </w:rPr>
         <w:t xml:space="preserve">© 2026 SeaVuria and ARES. This work is licensed under a </w:t>
       </w:r>
-      <w:hyperlink w:history="1" r:id="rIdl79ej0t32hz7ma5ioz2m-">
+      <w:hyperlink w:history="1" r:id="rIdxc3lqv8knxvwvbxaolq0d">
         <w:r>
           <w:rPr>
             <w:rFonts w:ascii="Arial" w:cs="Arial" w:eastAsia="Arial" w:hAnsi="Arial"/>
@@ -2806,7 +2806,7 @@
         </w:rPr>
         <w:t xml:space="preserve"> (</w:t>
       </w:r>
-      <w:hyperlink w:history="1" r:id="rIdn3o09fyhda5k9r_eo1j1b">
+      <w:hyperlink w:history="1" r:id="rIdvrjlyd7zk3ody5uipp9m-">
         <w:r>
           <w:rPr>
             <w:rFonts w:ascii="Arial" w:cs="Arial" w:eastAsia="Arial" w:hAnsi="Arial"/>
@@ -2826,7 +2826,7 @@
         </w:rPr>
         <w:t xml:space="preserve">). To view a copy of this license, visit </w:t>
       </w:r>
-      <w:hyperlink w:history="1" r:id="rId5hvc28n1w4hk6vbn9--xb">
+      <w:hyperlink w:history="1" r:id="rIdudgg-rkaaqdzs7niuqrem">
         <w:r>
           <w:rPr>
             <w:rFonts w:ascii="Arial" w:cs="Arial" w:eastAsia="Arial" w:hAnsi="Arial"/>

--- a/data/outputs/v2/Essential_Mathematics/SS2.5_Area_of_Part_of_a_Circle/Essential_Mathematics_Area_of_Part_of_a_Circle_FinalExplanation.docx
+++ b/data/outputs/v2/Essential_Mathematics/SS2.5_Area_of_Part_of_a_Circle/Essential_Mathematics_Area_of_Part_of_a_Circle_FinalExplanation.docx
@@ -4,6 +4,7 @@
   <w:body>
     <w:p>
       <w:pPr>
+        <w:keepNext w:val="false"/>
         <w:spacing w:after="30" w:before="0"/>
         <w:jc w:val="center"/>
       </w:pPr>
@@ -23,6 +24,7 @@
     </w:p>
     <w:p>
       <w:pPr>
+        <w:keepNext w:val="false"/>
         <w:spacing w:after="60" w:before="0"/>
         <w:jc w:val="center"/>
       </w:pPr>
@@ -81,6 +83,7 @@
           </w:tcPr>
           <w:p>
             <w:pPr>
+              <w:keepNext w:val="false"/>
               <w:spacing w:after="40" w:before="0"/>
               <w:jc w:val="center"/>
             </w:pPr>
@@ -116,6 +119,7 @@
           </w:tcPr>
           <w:p>
             <w:pPr>
+              <w:keepNext w:val="false"/>
               <w:spacing w:after="40" w:before="0"/>
               <w:jc w:val="center"/>
             </w:pPr>
@@ -150,6 +154,7 @@
           </w:tcPr>
           <w:p>
             <w:pPr>
+              <w:keepNext w:val="false"/>
               <w:spacing w:after="40" w:before="0"/>
               <w:jc w:val="left"/>
             </w:pPr>
@@ -182,6 +187,7 @@
           </w:tcPr>
           <w:p>
             <w:pPr>
+              <w:keepNext w:val="false"/>
               <w:spacing w:after="40" w:before="0"/>
               <w:jc w:val="left"/>
             </w:pPr>
@@ -216,6 +222,7 @@
           </w:tcPr>
           <w:p>
             <w:pPr>
+              <w:keepNext w:val="false"/>
               <w:spacing w:after="40" w:before="0"/>
               <w:jc w:val="left"/>
             </w:pPr>
@@ -248,6 +255,7 @@
           </w:tcPr>
           <w:p>
             <w:pPr>
+              <w:keepNext w:val="false"/>
               <w:spacing w:after="40" w:before="0"/>
               <w:jc w:val="left"/>
             </w:pPr>
@@ -282,6 +290,7 @@
           </w:tcPr>
           <w:p>
             <w:pPr>
+              <w:keepNext w:val="false"/>
               <w:spacing w:after="40" w:before="0"/>
               <w:jc w:val="left"/>
             </w:pPr>
@@ -314,6 +323,7 @@
           </w:tcPr>
           <w:p>
             <w:pPr>
+              <w:keepNext w:val="false"/>
               <w:spacing w:after="40" w:before="0"/>
               <w:jc w:val="left"/>
             </w:pPr>
@@ -374,6 +384,7 @@
           </w:tcPr>
           <w:p>
             <w:pPr>
+              <w:keepNext w:val="false"/>
               <w:spacing w:after="40" w:before="0"/>
               <w:jc w:val="center"/>
             </w:pPr>
@@ -408,6 +419,7 @@
           </w:tcPr>
           <w:p>
             <w:pPr>
+              <w:keepNext w:val="false"/>
               <w:spacing w:after="40" w:before="0"/>
               <w:jc w:val="left"/>
             </w:pPr>
@@ -467,6 +479,7 @@
           </w:tcPr>
           <w:p>
             <w:pPr>
+              <w:keepNext/>
               <w:spacing w:after="40" w:before="0"/>
               <w:jc w:val="center"/>
             </w:pPr>
@@ -501,6 +514,7 @@
           </w:tcPr>
           <w:p>
             <w:pPr>
+              <w:keepNext/>
               <w:spacing w:after="40" w:before="0"/>
               <w:jc w:val="left"/>
             </w:pPr>
@@ -520,6 +534,7 @@
           </w:p>
           <w:p>
             <w:pPr>
+              <w:keepNext/>
               <w:spacing w:after="40" w:before="0"/>
               <w:jc w:val="left"/>
             </w:pPr>
@@ -539,6 +554,7 @@
           </w:p>
           <w:p>
             <w:pPr>
+              <w:keepNext/>
               <w:spacing w:after="40" w:before="0"/>
               <w:jc w:val="left"/>
             </w:pPr>
@@ -558,6 +574,7 @@
           </w:p>
           <w:p>
             <w:pPr>
+              <w:keepNext/>
               <w:spacing w:after="40" w:before="0"/>
               <w:jc w:val="left"/>
             </w:pPr>
@@ -595,6 +612,7 @@
           </w:tcPr>
           <w:p>
             <w:pPr>
+              <w:keepNext w:val="false"/>
               <w:spacing w:after="40" w:before="0"/>
               <w:jc w:val="left"/>
             </w:pPr>
@@ -654,6 +672,7 @@
           </w:tcPr>
           <w:p>
             <w:pPr>
+              <w:keepNext/>
               <w:spacing w:after="40" w:before="0"/>
               <w:jc w:val="center"/>
             </w:pPr>
@@ -688,6 +707,7 @@
           </w:tcPr>
           <w:p>
             <w:pPr>
+              <w:keepNext/>
               <w:spacing w:after="40" w:before="0"/>
               <w:jc w:val="left"/>
             </w:pPr>
@@ -707,6 +727,7 @@
           </w:p>
           <w:p>
             <w:pPr>
+              <w:keepNext/>
               <w:spacing w:after="40" w:before="0"/>
               <w:jc w:val="left"/>
             </w:pPr>
@@ -726,6 +747,7 @@
           </w:p>
           <w:p>
             <w:pPr>
+              <w:keepNext/>
               <w:spacing w:after="40" w:before="0"/>
               <w:jc w:val="left"/>
             </w:pPr>
@@ -745,6 +767,7 @@
           </w:p>
           <w:p>
             <w:pPr>
+              <w:keepNext/>
               <w:spacing w:after="40" w:before="0"/>
               <w:jc w:val="left"/>
             </w:pPr>
@@ -764,6 +787,7 @@
           </w:p>
           <w:p>
             <w:pPr>
+              <w:keepNext/>
               <w:spacing w:after="40" w:before="0"/>
               <w:jc w:val="left"/>
             </w:pPr>
@@ -801,6 +825,7 @@
           </w:tcPr>
           <w:p>
             <w:pPr>
+              <w:keepNext w:val="false"/>
               <w:spacing w:after="40" w:before="0"/>
               <w:jc w:val="left"/>
             </w:pPr>
@@ -860,6 +885,7 @@
           </w:tcPr>
           <w:p>
             <w:pPr>
+              <w:keepNext/>
               <w:spacing w:after="40" w:before="0"/>
               <w:jc w:val="center"/>
             </w:pPr>
@@ -894,6 +920,7 @@
           </w:tcPr>
           <w:p>
             <w:pPr>
+              <w:keepNext/>
               <w:spacing w:after="40" w:before="0"/>
               <w:jc w:val="left"/>
             </w:pPr>
@@ -913,6 +940,7 @@
           </w:p>
           <w:p>
             <w:pPr>
+              <w:keepNext/>
               <w:spacing w:after="40" w:before="0"/>
               <w:jc w:val="left"/>
             </w:pPr>
@@ -932,6 +960,7 @@
           </w:p>
           <w:p>
             <w:pPr>
+              <w:keepNext/>
               <w:spacing w:after="40" w:before="0"/>
               <w:jc w:val="left"/>
             </w:pPr>
@@ -951,6 +980,7 @@
           </w:p>
           <w:p>
             <w:pPr>
+              <w:keepNext/>
               <w:spacing w:after="40" w:before="0"/>
               <w:jc w:val="left"/>
             </w:pPr>
@@ -970,6 +1000,7 @@
           </w:p>
           <w:p>
             <w:pPr>
+              <w:keepNext/>
               <w:spacing w:after="40" w:before="0"/>
               <w:jc w:val="left"/>
             </w:pPr>
@@ -1007,6 +1038,7 @@
           </w:tcPr>
           <w:p>
             <w:pPr>
+              <w:keepNext w:val="false"/>
               <w:spacing w:after="40" w:before="0"/>
               <w:jc w:val="left"/>
             </w:pPr>
@@ -1066,6 +1098,7 @@
           </w:tcPr>
           <w:p>
             <w:pPr>
+              <w:keepNext/>
               <w:spacing w:after="40" w:before="0"/>
               <w:jc w:val="center"/>
             </w:pPr>
@@ -1100,6 +1133,7 @@
           </w:tcPr>
           <w:p>
             <w:pPr>
+              <w:keepNext/>
               <w:spacing w:after="40" w:before="0"/>
               <w:jc w:val="left"/>
             </w:pPr>
@@ -1119,6 +1153,7 @@
           </w:p>
           <w:p>
             <w:pPr>
+              <w:keepNext/>
               <w:spacing w:after="40" w:before="0"/>
               <w:jc w:val="left"/>
             </w:pPr>
@@ -1168,6 +1203,7 @@
                 </w:tcPr>
                 <w:p>
                   <w:pPr>
+                    <w:keepNext w:val="false"/>
                     <w:spacing w:after="40" w:before="0"/>
                     <w:jc w:val="left"/>
                   </w:pPr>
@@ -1200,6 +1236,7 @@
                 </w:tcPr>
                 <w:p>
                   <w:pPr>
+                    <w:keepNext w:val="false"/>
                     <w:spacing w:after="40" w:before="0"/>
                     <w:jc w:val="left"/>
                   </w:pPr>
@@ -1234,6 +1271,7 @@
                 </w:tcPr>
                 <w:p>
                   <w:pPr>
+                    <w:keepNext w:val="false"/>
                     <w:spacing w:after="40" w:before="0"/>
                     <w:jc w:val="left"/>
                   </w:pPr>
@@ -1266,6 +1304,7 @@
                 </w:tcPr>
                 <w:p>
                   <w:pPr>
+                    <w:keepNext w:val="false"/>
                     <w:spacing w:after="40" w:before="0"/>
                     <w:jc w:val="left"/>
                   </w:pPr>
@@ -1300,6 +1339,7 @@
                 </w:tcPr>
                 <w:p>
                   <w:pPr>
+                    <w:keepNext w:val="false"/>
                     <w:spacing w:after="40" w:before="0"/>
                     <w:jc w:val="left"/>
                   </w:pPr>
@@ -1332,6 +1372,7 @@
                 </w:tcPr>
                 <w:p>
                   <w:pPr>
+                    <w:keepNext w:val="false"/>
                     <w:spacing w:after="40" w:before="0"/>
                     <w:jc w:val="left"/>
                   </w:pPr>
@@ -1366,6 +1407,7 @@
                 </w:tcPr>
                 <w:p>
                   <w:pPr>
+                    <w:keepNext w:val="false"/>
                     <w:spacing w:after="40" w:before="0"/>
                     <w:jc w:val="left"/>
                   </w:pPr>
@@ -1398,6 +1440,7 @@
                 </w:tcPr>
                 <w:p>
                   <w:pPr>
+                    <w:keepNext w:val="false"/>
                     <w:spacing w:after="40" w:before="0"/>
                     <w:jc w:val="left"/>
                   </w:pPr>
@@ -1432,6 +1475,7 @@
                 </w:tcPr>
                 <w:p>
                   <w:pPr>
+                    <w:keepNext w:val="false"/>
                     <w:spacing w:after="40" w:before="0"/>
                     <w:jc w:val="left"/>
                   </w:pPr>
@@ -1464,6 +1508,7 @@
                 </w:tcPr>
                 <w:p>
                   <w:pPr>
+                    <w:keepNext w:val="false"/>
                     <w:spacing w:after="40" w:before="0"/>
                     <w:jc w:val="left"/>
                   </w:pPr>
@@ -1486,6 +1531,7 @@
           </w:tbl>
           <w:p>
             <w:pPr>
+              <w:keepNext w:val="false"/>
               <w:spacing w:after="60" w:before="0"/>
               <w:jc w:val="left"/>
             </w:pPr>
@@ -1505,6 +1551,7 @@
           </w:p>
           <w:p>
             <w:pPr>
+              <w:keepNext/>
               <w:spacing w:after="40" w:before="0"/>
               <w:jc w:val="left"/>
             </w:pPr>
@@ -1524,6 +1571,7 @@
           </w:p>
           <w:p>
             <w:pPr>
+              <w:keepNext/>
               <w:spacing w:after="40" w:before="0"/>
               <w:jc w:val="left"/>
             </w:pPr>
@@ -1543,6 +1591,7 @@
           </w:p>
           <w:p>
             <w:pPr>
+              <w:keepNext/>
               <w:spacing w:after="40" w:before="0"/>
               <w:jc w:val="left"/>
             </w:pPr>
@@ -1562,6 +1611,7 @@
           </w:p>
           <w:p>
             <w:pPr>
+              <w:keepNext/>
               <w:spacing w:after="40" w:before="0"/>
               <w:jc w:val="left"/>
             </w:pPr>
@@ -1581,6 +1631,7 @@
           </w:p>
           <w:p>
             <w:pPr>
+              <w:keepNext w:val="false"/>
               <w:spacing w:after="60" w:before="0"/>
               <w:jc w:val="left"/>
             </w:pPr>
@@ -1618,6 +1669,7 @@
           </w:tcPr>
           <w:p>
             <w:pPr>
+              <w:keepNext w:val="false"/>
               <w:spacing w:after="40" w:before="0"/>
               <w:jc w:val="left"/>
             </w:pPr>
@@ -1677,6 +1729,7 @@
           </w:tcPr>
           <w:p>
             <w:pPr>
+              <w:keepNext/>
               <w:spacing w:after="40" w:before="0"/>
               <w:jc w:val="center"/>
             </w:pPr>
@@ -1711,6 +1764,7 @@
           </w:tcPr>
           <w:p>
             <w:pPr>
+              <w:keepNext/>
               <w:spacing w:after="40" w:before="0"/>
               <w:jc w:val="left"/>
             </w:pPr>
@@ -1730,6 +1784,7 @@
           </w:p>
           <w:p>
             <w:pPr>
+              <w:keepNext/>
               <w:spacing w:after="40" w:before="0"/>
               <w:jc w:val="left"/>
             </w:pPr>
@@ -1749,6 +1804,7 @@
           </w:p>
           <w:p>
             <w:pPr>
+              <w:keepNext/>
               <w:spacing w:after="40" w:before="0"/>
               <w:jc w:val="left"/>
             </w:pPr>
@@ -1768,6 +1824,7 @@
           </w:p>
           <w:p>
             <w:pPr>
+              <w:keepNext/>
               <w:spacing w:after="40" w:before="0"/>
               <w:jc w:val="left"/>
             </w:pPr>
@@ -1805,6 +1862,7 @@
           </w:tcPr>
           <w:p>
             <w:pPr>
+              <w:keepNext w:val="false"/>
               <w:spacing w:after="40" w:before="0"/>
               <w:jc w:val="left"/>
             </w:pPr>
@@ -1868,6 +1926,7 @@
           </w:tcPr>
           <w:p>
             <w:pPr>
+              <w:keepNext w:val="false"/>
               <w:spacing w:after="40" w:before="0"/>
               <w:jc w:val="center"/>
             </w:pPr>
@@ -1902,6 +1961,7 @@
           </w:tcPr>
           <w:p>
             <w:pPr>
+              <w:keepNext w:val="false"/>
               <w:spacing w:after="40" w:before="0"/>
               <w:jc w:val="left"/>
             </w:pPr>
@@ -1934,6 +1994,7 @@
           </w:tcPr>
           <w:p>
             <w:pPr>
+              <w:keepNext w:val="false"/>
               <w:spacing w:after="40" w:before="0"/>
               <w:jc w:val="left"/>
             </w:pPr>
@@ -1966,6 +2027,7 @@
           </w:tcPr>
           <w:p>
             <w:pPr>
+              <w:keepNext w:val="false"/>
               <w:spacing w:after="40" w:before="0"/>
               <w:jc w:val="left"/>
             </w:pPr>
@@ -1998,6 +2060,7 @@
           </w:tcPr>
           <w:p>
             <w:pPr>
+              <w:keepNext w:val="false"/>
               <w:spacing w:after="40" w:before="0"/>
               <w:jc w:val="left"/>
             </w:pPr>
@@ -2032,6 +2095,7 @@
           </w:tcPr>
           <w:p>
             <w:pPr>
+              <w:keepNext w:val="false"/>
               <w:spacing w:after="40" w:before="0"/>
               <w:jc w:val="left"/>
             </w:pPr>
@@ -2064,6 +2128,7 @@
           </w:tcPr>
           <w:p>
             <w:pPr>
+              <w:keepNext w:val="false"/>
               <w:spacing w:after="40" w:before="0"/>
               <w:jc w:val="left"/>
             </w:pPr>
@@ -2096,6 +2161,7 @@
           </w:tcPr>
           <w:p>
             <w:pPr>
+              <w:keepNext w:val="false"/>
               <w:spacing w:after="40" w:before="0"/>
               <w:jc w:val="left"/>
             </w:pPr>
@@ -2128,6 +2194,7 @@
           </w:tcPr>
           <w:p>
             <w:pPr>
+              <w:keepNext w:val="false"/>
               <w:spacing w:after="40" w:before="0"/>
               <w:jc w:val="left"/>
             </w:pPr>
@@ -2162,6 +2229,7 @@
           </w:tcPr>
           <w:p>
             <w:pPr>
+              <w:keepNext w:val="false"/>
               <w:spacing w:after="40" w:before="0"/>
               <w:jc w:val="left"/>
             </w:pPr>
@@ -2194,6 +2262,7 @@
           </w:tcPr>
           <w:p>
             <w:pPr>
+              <w:keepNext w:val="false"/>
               <w:spacing w:after="40" w:before="0"/>
               <w:jc w:val="left"/>
             </w:pPr>
@@ -2226,6 +2295,7 @@
           </w:tcPr>
           <w:p>
             <w:pPr>
+              <w:keepNext w:val="false"/>
               <w:spacing w:after="40" w:before="0"/>
               <w:jc w:val="left"/>
             </w:pPr>
@@ -2258,6 +2328,7 @@
           </w:tcPr>
           <w:p>
             <w:pPr>
+              <w:keepNext w:val="false"/>
               <w:spacing w:after="40" w:before="0"/>
               <w:jc w:val="left"/>
             </w:pPr>
@@ -2292,6 +2363,7 @@
           </w:tcPr>
           <w:p>
             <w:pPr>
+              <w:keepNext w:val="false"/>
               <w:spacing w:after="40" w:before="0"/>
               <w:jc w:val="left"/>
             </w:pPr>
@@ -2324,6 +2396,7 @@
           </w:tcPr>
           <w:p>
             <w:pPr>
+              <w:keepNext w:val="false"/>
               <w:spacing w:after="40" w:before="0"/>
               <w:jc w:val="left"/>
             </w:pPr>
@@ -2356,6 +2429,7 @@
           </w:tcPr>
           <w:p>
             <w:pPr>
+              <w:keepNext w:val="false"/>
               <w:spacing w:after="40" w:before="0"/>
               <w:jc w:val="left"/>
             </w:pPr>
@@ -2388,6 +2462,7 @@
           </w:tcPr>
           <w:p>
             <w:pPr>
+              <w:keepNext w:val="false"/>
               <w:spacing w:after="40" w:before="0"/>
               <w:jc w:val="left"/>
             </w:pPr>
@@ -2422,6 +2497,7 @@
           </w:tcPr>
           <w:p>
             <w:pPr>
+              <w:keepNext w:val="false"/>
               <w:spacing w:after="40" w:before="0"/>
               <w:jc w:val="left"/>
             </w:pPr>
@@ -2454,6 +2530,7 @@
           </w:tcPr>
           <w:p>
             <w:pPr>
+              <w:keepNext w:val="false"/>
               <w:spacing w:after="40" w:before="0"/>
               <w:jc w:val="left"/>
             </w:pPr>
@@ -2486,6 +2563,7 @@
           </w:tcPr>
           <w:p>
             <w:pPr>
+              <w:keepNext w:val="false"/>
               <w:spacing w:after="40" w:before="0"/>
               <w:jc w:val="left"/>
             </w:pPr>
@@ -2518,6 +2596,7 @@
           </w:tcPr>
           <w:p>
             <w:pPr>
+              <w:keepNext w:val="false"/>
               <w:spacing w:after="40" w:before="0"/>
               <w:jc w:val="left"/>
             </w:pPr>
@@ -2552,6 +2631,7 @@
           </w:tcPr>
           <w:p>
             <w:pPr>
+              <w:keepNext w:val="false"/>
               <w:spacing w:after="40" w:before="0"/>
               <w:jc w:val="left"/>
             </w:pPr>
@@ -2584,6 +2664,7 @@
           </w:tcPr>
           <w:p>
             <w:pPr>
+              <w:keepNext w:val="false"/>
               <w:spacing w:after="40" w:before="0"/>
               <w:jc w:val="left"/>
             </w:pPr>
@@ -2616,6 +2697,7 @@
           </w:tcPr>
           <w:p>
             <w:pPr>
+              <w:keepNext w:val="false"/>
               <w:spacing w:after="40" w:before="0"/>
               <w:jc w:val="left"/>
             </w:pPr>
@@ -2648,6 +2730,7 @@
           </w:tcPr>
           <w:p>
             <w:pPr>
+              <w:keepNext w:val="false"/>
               <w:spacing w:after="40" w:before="0"/>
               <w:jc w:val="left"/>
             </w:pPr>
@@ -2786,7 +2869,7 @@
         </w:rPr>
         <w:t xml:space="preserve">© 2026 SeaVuria and ARES. This work is licensed under a </w:t>
       </w:r>
-      <w:hyperlink w:history="1" r:id="rIdxc3lqv8knxvwvbxaolq0d">
+      <w:hyperlink w:history="1" r:id="rIdywocyf1wjbwu1inqzfhfi">
         <w:r>
           <w:rPr>
             <w:rFonts w:ascii="Arial" w:cs="Arial" w:eastAsia="Arial" w:hAnsi="Arial"/>
@@ -2806,7 +2889,7 @@
         </w:rPr>
         <w:t xml:space="preserve"> (</w:t>
       </w:r>
-      <w:hyperlink w:history="1" r:id="rIdvrjlyd7zk3ody5uipp9m-">
+      <w:hyperlink w:history="1" r:id="rIdcpluhjrifyghc747zxbmc">
         <w:r>
           <w:rPr>
             <w:rFonts w:ascii="Arial" w:cs="Arial" w:eastAsia="Arial" w:hAnsi="Arial"/>
@@ -2826,7 +2909,7 @@
         </w:rPr>
         <w:t xml:space="preserve">). To view a copy of this license, visit </w:t>
       </w:r>
-      <w:hyperlink w:history="1" r:id="rIdudgg-rkaaqdzs7niuqrem">
+      <w:hyperlink w:history="1" r:id="rIdkafj2kgx4kqkhreo9uhzc">
         <w:r>
           <w:rPr>
             <w:rFonts w:ascii="Arial" w:cs="Arial" w:eastAsia="Arial" w:hAnsi="Arial"/>

--- a/data/outputs/v2/Essential_Mathematics/SS2.5_Area_of_Part_of_a_Circle/Essential_Mathematics_Area_of_Part_of_a_Circle_FinalExplanation.docx
+++ b/data/outputs/v2/Essential_Mathematics/SS2.5_Area_of_Part_of_a_Circle/Essential_Mathematics_Area_of_Part_of_a_Circle_FinalExplanation.docx
@@ -2869,7 +2869,7 @@
         </w:rPr>
         <w:t xml:space="preserve">© 2026 SeaVuria and ARES. This work is licensed under a </w:t>
       </w:r>
-      <w:hyperlink w:history="1" r:id="rIdywocyf1wjbwu1inqzfhfi">
+      <w:hyperlink w:history="1" r:id="rIdnpboo0um3hd74tjjhqoyl">
         <w:r>
           <w:rPr>
             <w:rFonts w:ascii="Arial" w:cs="Arial" w:eastAsia="Arial" w:hAnsi="Arial"/>
@@ -2889,7 +2889,7 @@
         </w:rPr>
         <w:t xml:space="preserve"> (</w:t>
       </w:r>
-      <w:hyperlink w:history="1" r:id="rIdcpluhjrifyghc747zxbmc">
+      <w:hyperlink w:history="1" r:id="rIdssg_zmpjfq6zikb1atzvv">
         <w:r>
           <w:rPr>
             <w:rFonts w:ascii="Arial" w:cs="Arial" w:eastAsia="Arial" w:hAnsi="Arial"/>
@@ -2909,7 +2909,7 @@
         </w:rPr>
         <w:t xml:space="preserve">). To view a copy of this license, visit </w:t>
       </w:r>
-      <w:hyperlink w:history="1" r:id="rIdkafj2kgx4kqkhreo9uhzc">
+      <w:hyperlink w:history="1" r:id="rIdkqk_bbhgjpz8_scxf0pfa">
         <w:r>
           <w:rPr>
             <w:rFonts w:ascii="Arial" w:cs="Arial" w:eastAsia="Arial" w:hAnsi="Arial"/>
